--- a/docs/guida_cliente.docx
+++ b/docs/guida_cliente.docx
@@ -909,7 +909,7 @@
                 <w:color w:val="16213E"/>
                 <w:sz w:val="24"/>
               </w:rPr>
-              <w:t>🪑  Prenotare un tavolo</w:t>
+              <w:t>📲  Paga al Banco</w:t>
             </w:r>
           </w:p>
         </w:tc>
@@ -942,7 +942,7 @@
                 <w:color w:val="6C757D"/>
                 <w:sz w:val="22"/>
               </w:rPr>
-              <w:t>Disponibilità, prenotazione, check-in, annullamento</w:t>
+              <w:t>Pagamento QR istantaneo — inquadra, controlla, paga in un tocco</w:t>
             </w:r>
           </w:p>
         </w:tc>
@@ -1006,7 +1006,7 @@
                 <w:color w:val="16213E"/>
                 <w:sz w:val="24"/>
               </w:rPr>
-              <w:t>🗳️  Votare i sondaggi</w:t>
+              <w:t>🪑  Prenotare un tavolo</w:t>
             </w:r>
           </w:p>
         </w:tc>
@@ -1039,7 +1039,7 @@
                 <w:color w:val="6C757D"/>
                 <w:sz w:val="22"/>
               </w:rPr>
-              <w:t>Esprimi la tua preferenza sul menu</w:t>
+              <w:t>Disponibilità, prenotazione, check-in, annullamento</w:t>
             </w:r>
           </w:p>
         </w:tc>
@@ -1103,7 +1103,7 @@
                 <w:color w:val="16213E"/>
                 <w:sz w:val="24"/>
               </w:rPr>
-              <w:t>🏢  Pasto Aziendale</w:t>
+              <w:t>🗳️  Votare i sondaggi</w:t>
             </w:r>
           </w:p>
         </w:tc>
@@ -1136,7 +1136,7 @@
                 <w:color w:val="6C757D"/>
                 <w:sz w:val="22"/>
               </w:rPr>
-              <w:t>Solo dipendenti con convenzione attiva</w:t>
+              <w:t>Esprimi la tua preferenza sul menu</w:t>
             </w:r>
           </w:p>
         </w:tc>
@@ -1200,7 +1200,7 @@
                 <w:color w:val="16213E"/>
                 <w:sz w:val="24"/>
               </w:rPr>
-              <w:t>🔔  Notifiche Telegram</w:t>
+              <w:t>🏢  Pasto Aziendale</w:t>
             </w:r>
           </w:p>
         </w:tc>
@@ -1233,7 +1233,7 @@
                 <w:color w:val="6C757D"/>
                 <w:sz w:val="22"/>
               </w:rPr>
-              <w:t>Come ricevere conferme e avvisi</w:t>
+              <w:t>Solo dipendenti con convenzione attiva</w:t>
             </w:r>
           </w:p>
         </w:tc>
@@ -1297,7 +1297,7 @@
                 <w:color w:val="16213E"/>
                 <w:sz w:val="24"/>
               </w:rPr>
-              <w:t>❓  Domande frequenti</w:t>
+              <w:t>🔔  Notifiche Telegram</w:t>
             </w:r>
           </w:p>
         </w:tc>
@@ -1330,7 +1330,7 @@
                 <w:color w:val="6C757D"/>
                 <w:sz w:val="22"/>
               </w:rPr>
-              <w:t>Problemi comuni e soluzioni rapide</w:t>
+              <w:t>Come ricevere conferme e avvisi</w:t>
             </w:r>
           </w:p>
         </w:tc>
@@ -1394,7 +1394,7 @@
                 <w:color w:val="16213E"/>
                 <w:sz w:val="24"/>
               </w:rPr>
-              <w:t>🧭  Scheda riassuntiva</w:t>
+              <w:t>❓  Domande frequenti</w:t>
             </w:r>
           </w:p>
         </w:tc>
@@ -1402,6 +1402,103 @@
           <w:tcPr>
             <w:tcW w:w="4173" w:type="dxa"/>
             <w:shd w:val="clear" w:color="auto" w:fill="F8F9FA"/>
+            <w:tcMar>
+              <w:top w:w="70" w:type="dxa"/>
+              <w:bottom w:w="70" w:type="dxa"/>
+              <w:left w:w="100" w:type="dxa"/>
+              <w:right w:w="60" w:type="dxa"/>
+            </w:tcMar>
+            <w:tcBorders>
+              <w:top w:val="nil"/>
+              <w:bottom w:val="single" w:sz="8" w:color="DEE2E6" w:space="0"/>
+              <w:left w:val="nil"/>
+              <w:right w:val="nil"/>
+            </w:tcBorders>
+          </w:tcPr>
+          <w:p>
+            <w:pPr>
+              <w:spacing w:before="0" w:after="0"/>
+            </w:pPr>
+            <w:r>
+              <w:rPr>
+                <w:rFonts w:ascii="PT Sans Narrow" w:hAnsi="PT Sans Narrow" w:cs="PT Sans Narrow" w:eastAsia="PT Sans Narrow"/>
+                <w:b w:val="0"/>
+                <w:i w:val="0"/>
+                <w:color w:val="6C757D"/>
+                <w:sz w:val="22"/>
+              </w:rPr>
+              <w:t>Problemi comuni e soluzioni rapide</w:t>
+            </w:r>
+          </w:p>
+        </w:tc>
+      </w:tr>
+      <w:tr>
+        <w:tc>
+          <w:tcPr>
+            <w:tcW w:w="472" w:type="dxa"/>
+            <w:shd w:val="clear" w:color="auto" w:fill="8E44AD"/>
+            <w:tcMar>
+              <w:top w:w="70" w:type="dxa"/>
+              <w:bottom w:w="70" w:type="dxa"/>
+              <w:left w:w="60" w:type="dxa"/>
+              <w:right w:w="60" w:type="dxa"/>
+            </w:tcMar>
+            <w:vAlign w:val="center"/>
+          </w:tcPr>
+          <w:p>
+            <w:pPr>
+              <w:spacing w:before="0" w:after="0"/>
+              <w:jc w:val="center"/>
+            </w:pPr>
+            <w:r>
+              <w:rPr>
+                <w:rFonts w:ascii="PT Sans Narrow" w:hAnsi="PT Sans Narrow" w:cs="PT Sans Narrow" w:eastAsia="PT Sans Narrow"/>
+                <w:b/>
+                <w:i w:val="0"/>
+                <w:color w:val="FFFFFF"/>
+                <w:sz w:val="28"/>
+              </w:rPr>
+              <w:t>12</w:t>
+            </w:r>
+          </w:p>
+        </w:tc>
+        <w:tc>
+          <w:tcPr>
+            <w:tcW w:w="2283" w:type="dxa"/>
+            <w:shd w:val="clear" w:color="auto" w:fill="FFFFFF"/>
+            <w:tcMar>
+              <w:top w:w="70" w:type="dxa"/>
+              <w:bottom w:w="70" w:type="dxa"/>
+              <w:left w:w="100" w:type="dxa"/>
+              <w:right w:w="60" w:type="dxa"/>
+            </w:tcMar>
+            <w:tcBorders>
+              <w:top w:val="nil"/>
+              <w:bottom w:val="single" w:sz="8" w:color="DEE2E6" w:space="0"/>
+              <w:left w:val="nil"/>
+              <w:right w:val="nil"/>
+            </w:tcBorders>
+          </w:tcPr>
+          <w:p>
+            <w:pPr>
+              <w:spacing w:before="0" w:after="0"/>
+            </w:pPr>
+            <w:r>
+              <w:rPr>
+                <w:rFonts w:ascii="PT Sans Narrow" w:hAnsi="PT Sans Narrow" w:cs="PT Sans Narrow" w:eastAsia="PT Sans Narrow"/>
+                <w:b/>
+                <w:i w:val="0"/>
+                <w:color w:val="16213E"/>
+                <w:sz w:val="24"/>
+              </w:rPr>
+              <w:t>🧭  Scheda riassuntiva</w:t>
+            </w:r>
+          </w:p>
+        </w:tc>
+        <w:tc>
+          <w:tcPr>
+            <w:tcW w:w="4173" w:type="dxa"/>
+            <w:shd w:val="clear" w:color="auto" w:fill="FFFFFF"/>
             <w:tcMar>
               <w:top w:w="70" w:type="dxa"/>
               <w:bottom w:w="70" w:type="dxa"/>
@@ -4151,6 +4248,42 @@
     </w:p>
     <w:p>
       <w:pPr>
+        <w:spacing w:before="100" w:after="40"/>
+      </w:pPr>
+      <w:r>
+        <w:rPr>
+          <w:rFonts w:ascii="PT Sans Narrow" w:hAnsi="PT Sans Narrow" w:cs="PT Sans Narrow" w:eastAsia="PT Sans Narrow"/>
+          <w:b/>
+          <w:i w:val="0"/>
+          <w:color w:val="0F3460"/>
+          <w:sz w:val="28"/>
+        </w:rPr>
+        <w:t>💡  Opzione speciale: "Adesso al banco"</w:t>
+      </w:r>
+    </w:p>
+    <w:p>
+      <w:pPr>
+        <w:spacing w:before="0" w:after="80"/>
+        <w:jc w:val="left"/>
+      </w:pPr>
+      <w:r>
+        <w:rPr>
+          <w:rFonts w:ascii="PT Sans Narrow" w:hAnsi="PT Sans Narrow" w:cs="PT Sans Narrow" w:eastAsia="PT Sans Narrow"/>
+          <w:b w:val="0"/>
+          <w:i w:val="0"/>
+          <w:color w:val="343A40"/>
+          <w:sz w:val="28"/>
+        </w:rPr>
+        <w:t>Prima della lista degli slot orari trovi una nuova opzione radio "Adesso al banco": selezionandola non devi scegliere nessuno slot orario. Il codice ordine generato avrà il formato QuickLunch-YYMMDD-BANCO-NNNN. Utile se sei già fisicamente al bancone e vuoi pagare un ordine personalizzato subito, senza attendere uno slot prefissato.</w:t>
+      </w:r>
+    </w:p>
+    <w:p>
+      <w:pPr>
+        <w:spacing w:before="0" w:after="160"/>
+      </w:pPr>
+    </w:p>
+    <w:p>
+      <w:pPr>
         <w:spacing w:before="80" w:after="80"/>
         <w:pBdr>
           <w:bottom w:val="single" w:sz="4" w:color="DEE2E6"/>
@@ -9457,7 +9590,7 @@
           <w:i w:val="0"/>
           <w:sz w:val="40"/>
         </w:rPr>
-        <w:t xml:space="preserve">🪑  </w:t>
+        <w:t xml:space="preserve">📲  </w:t>
       </w:r>
       <w:r>
         <w:rPr>
@@ -9467,8 +9600,395 @@
           <w:color w:val="0F3460"/>
           <w:sz w:val="44"/>
         </w:rPr>
-        <w:t>Prenotare un tavolo</w:t>
+        <w:t>Paga al Banco — Pagamento QR</w:t>
       </w:r>
+    </w:p>
+    <w:tbl>
+      <w:tblPr>
+        <w:tblLook w:firstColumn="1" w:firstRow="1" w:lastColumn="0" w:lastRow="0" w:noHBand="0" w:noVBand="1" w:val="04A0"/>
+        <w:tblBorders>
+          <w:top w:val="nil"/>
+          <w:left w:val="nil"/>
+          <w:bottom w:val="nil"/>
+          <w:right w:val="nil"/>
+          <w:insideH w:val="nil"/>
+          <w:insideV w:val="nil"/>
+        </w:tblBorders>
+        <w:tblW w:w="6929" w:type="dxa"/>
+      </w:tblPr>
+      <w:tblGrid>
+        <w:gridCol w:w="4706"/>
+        <w:gridCol w:w="4706"/>
+      </w:tblGrid>
+      <w:tr>
+        <w:tc>
+          <w:tcPr>
+            <w:tcW w:w="1377" w:type="dxa"/>
+            <w:shd w:val="clear" w:color="auto" w:fill="27AE60"/>
+            <w:tcMar>
+              <w:top w:w="80" w:type="dxa"/>
+              <w:bottom w:w="80" w:type="dxa"/>
+              <w:left w:w="60" w:type="dxa"/>
+              <w:right w:w="60" w:type="dxa"/>
+            </w:tcMar>
+            <w:vAlign w:val="center"/>
+          </w:tcPr>
+          <w:p>
+            <w:pPr>
+              <w:spacing w:before="0" w:after="0"/>
+              <w:jc w:val="center"/>
+            </w:pPr>
+            <w:r>
+              <w:rPr>
+                <w:rFonts w:ascii="PT Sans Narrow" w:hAnsi="PT Sans Narrow" w:cs="PT Sans Narrow" w:eastAsia="PT Sans Narrow"/>
+                <w:b w:val="0"/>
+                <w:i w:val="0"/>
+                <w:sz w:val="44"/>
+              </w:rPr>
+              <w:t>📲</w:t>
+              <w:br/>
+            </w:r>
+            <w:r>
+              <w:rPr>
+                <w:rFonts w:ascii="PT Sans Narrow" w:hAnsi="PT Sans Narrow" w:cs="PT Sans Narrow" w:eastAsia="PT Sans Narrow"/>
+                <w:b/>
+                <w:i w:val="0"/>
+                <w:color w:val="FFFFFF"/>
+                <w:sz w:val="20"/>
+              </w:rPr>
+              <w:t>Paga al Banco</w:t>
+            </w:r>
+          </w:p>
+        </w:tc>
+        <w:tc>
+          <w:tcPr>
+            <w:tcW w:w="5551" w:type="dxa"/>
+            <w:shd w:val="clear" w:color="auto" w:fill="F8F9FA"/>
+            <w:tcMar>
+              <w:top w:w="80" w:type="dxa"/>
+              <w:bottom w:w="80" w:type="dxa"/>
+              <w:left w:w="120" w:type="dxa"/>
+              <w:right w:w="90" w:type="dxa"/>
+            </w:tcMar>
+            <w:vAlign w:val="center"/>
+          </w:tcPr>
+          <w:p>
+            <w:pPr>
+              <w:spacing w:before="0" w:after="0"/>
+            </w:pPr>
+            <w:r>
+              <w:rPr>
+                <w:rFonts w:ascii="PT Sans Narrow" w:hAnsi="PT Sans Narrow" w:cs="PT Sans Narrow" w:eastAsia="PT Sans Narrow"/>
+                <w:b w:val="0"/>
+                <w:i w:val="0"/>
+                <w:color w:val="343A40"/>
+                <w:sz w:val="26"/>
+              </w:rPr>
+              <w:t>Con "Paga al Banco" puoi pagare dal tuo telefono un conto aperto dallo staff, senza dover fare un ordine normale dal menu. Lo staff genera un QR code sul tablet: tu lo inquadri, controlli il riepilogo e confermi il pagamento in un tocco. Il wallet viene scalato in automatico e il banco riceve conferma istantanea.</w:t>
+            </w:r>
+          </w:p>
+        </w:tc>
+      </w:tr>
+    </w:tbl>
+    <w:p>
+      <w:pPr>
+        <w:spacing w:before="0" w:after="160"/>
+      </w:pPr>
+    </w:p>
+    <w:tbl>
+      <w:tblPr>
+        <w:tblLook w:firstColumn="1" w:firstRow="1" w:lastColumn="0" w:lastRow="0" w:noHBand="0" w:noVBand="1" w:val="04A0"/>
+        <w:tblW w:w="6929" w:type="dxa"/>
+      </w:tblPr>
+      <w:tblGrid>
+        <w:gridCol w:w="1882"/>
+        <w:gridCol w:w="1882"/>
+        <w:gridCol w:w="1882"/>
+        <w:gridCol w:w="1882"/>
+        <w:gridCol w:w="1882"/>
+      </w:tblGrid>
+      <w:tr>
+        <w:tc>
+          <w:tcPr>
+            <w:tcW w:type="dxa" w:w="1882"/>
+            <w:shd w:val="clear" w:color="auto" w:fill="27AE60"/>
+            <w:tcBorders>
+              <w:top w:val="nil"/>
+              <w:bottom w:val="nil"/>
+              <w:left w:val="nil"/>
+              <w:right w:val="single" w:sz="8" w:color="16213E" w:space="0"/>
+            </w:tcBorders>
+            <w:tcMar>
+              <w:top w:w="100" w:type="dxa"/>
+              <w:bottom w:w="100" w:type="dxa"/>
+              <w:left w:w="80" w:type="dxa"/>
+              <w:right w:w="80" w:type="dxa"/>
+            </w:tcMar>
+          </w:tcPr>
+          <w:p>
+            <w:pPr>
+              <w:spacing w:before="0" w:after="80"/>
+              <w:jc w:val="center"/>
+            </w:pPr>
+            <w:r>
+              <w:rPr>
+                <w:rFonts w:ascii="PT Sans Narrow" w:hAnsi="PT Sans Narrow" w:cs="PT Sans Narrow" w:eastAsia="PT Sans Narrow"/>
+                <w:b w:val="0"/>
+                <w:i w:val="0"/>
+                <w:sz w:val="36"/>
+              </w:rPr>
+              <w:t>📱</w:t>
+              <w:br/>
+            </w:r>
+            <w:r>
+              <w:rPr>
+                <w:rFonts w:ascii="PT Sans Narrow" w:hAnsi="PT Sans Narrow" w:cs="PT Sans Narrow" w:eastAsia="PT Sans Narrow"/>
+                <w:b/>
+                <w:i w:val="0"/>
+                <w:color w:val="FFFFFF"/>
+                <w:sz w:val="20"/>
+              </w:rPr>
+              <w:t>Dashboard</w:t>
+              <w:br/>
+            </w:r>
+            <w:r>
+              <w:rPr>
+                <w:rFonts w:ascii="PT Sans Narrow" w:hAnsi="PT Sans Narrow" w:cs="PT Sans Narrow" w:eastAsia="PT Sans Narrow"/>
+                <w:b w:val="0"/>
+                <w:i w:val="0"/>
+                <w:color w:val="B0C4D8"/>
+                <w:sz w:val="18"/>
+              </w:rPr>
+              <w:t>Tocca "Paga al Banco"</w:t>
+            </w:r>
+          </w:p>
+        </w:tc>
+        <w:tc>
+          <w:tcPr>
+            <w:tcW w:type="dxa" w:w="1882"/>
+            <w:shd w:val="clear" w:color="auto" w:fill="1A2E50"/>
+            <w:tcBorders>
+              <w:top w:val="nil"/>
+              <w:bottom w:val="nil"/>
+              <w:left w:val="nil"/>
+              <w:right w:val="single" w:sz="8" w:color="16213E" w:space="0"/>
+            </w:tcBorders>
+            <w:tcMar>
+              <w:top w:w="100" w:type="dxa"/>
+              <w:bottom w:w="100" w:type="dxa"/>
+              <w:left w:w="80" w:type="dxa"/>
+              <w:right w:w="80" w:type="dxa"/>
+            </w:tcMar>
+          </w:tcPr>
+          <w:p>
+            <w:pPr>
+              <w:spacing w:before="0" w:after="80"/>
+              <w:jc w:val="center"/>
+            </w:pPr>
+            <w:r>
+              <w:rPr>
+                <w:rFonts w:ascii="PT Sans Narrow" w:hAnsi="PT Sans Narrow" w:cs="PT Sans Narrow" w:eastAsia="PT Sans Narrow"/>
+                <w:b w:val="0"/>
+                <w:i w:val="0"/>
+                <w:sz w:val="36"/>
+              </w:rPr>
+              <w:t>📷</w:t>
+              <w:br/>
+            </w:r>
+            <w:r>
+              <w:rPr>
+                <w:rFonts w:ascii="PT Sans Narrow" w:hAnsi="PT Sans Narrow" w:cs="PT Sans Narrow" w:eastAsia="PT Sans Narrow"/>
+                <w:b/>
+                <w:i w:val="0"/>
+                <w:color w:val="FFFFFF"/>
+                <w:sz w:val="20"/>
+              </w:rPr>
+              <w:t>Fotocamera</w:t>
+              <w:br/>
+            </w:r>
+            <w:r>
+              <w:rPr>
+                <w:rFonts w:ascii="PT Sans Narrow" w:hAnsi="PT Sans Narrow" w:cs="PT Sans Narrow" w:eastAsia="PT Sans Narrow"/>
+                <w:b w:val="0"/>
+                <w:i w:val="0"/>
+                <w:color w:val="B0C4D8"/>
+                <w:sz w:val="18"/>
+              </w:rPr>
+              <w:t>Si attiva la camera</w:t>
+            </w:r>
+          </w:p>
+        </w:tc>
+        <w:tc>
+          <w:tcPr>
+            <w:tcW w:type="dxa" w:w="1882"/>
+            <w:shd w:val="clear" w:color="auto" w:fill="27AE60"/>
+            <w:tcBorders>
+              <w:top w:val="nil"/>
+              <w:bottom w:val="nil"/>
+              <w:left w:val="nil"/>
+              <w:right w:val="single" w:sz="8" w:color="16213E" w:space="0"/>
+            </w:tcBorders>
+            <w:tcMar>
+              <w:top w:w="100" w:type="dxa"/>
+              <w:bottom w:w="100" w:type="dxa"/>
+              <w:left w:w="80" w:type="dxa"/>
+              <w:right w:w="80" w:type="dxa"/>
+            </w:tcMar>
+          </w:tcPr>
+          <w:p>
+            <w:pPr>
+              <w:spacing w:before="0" w:after="80"/>
+              <w:jc w:val="center"/>
+            </w:pPr>
+            <w:r>
+              <w:rPr>
+                <w:rFonts w:ascii="PT Sans Narrow" w:hAnsi="PT Sans Narrow" w:cs="PT Sans Narrow" w:eastAsia="PT Sans Narrow"/>
+                <w:b w:val="0"/>
+                <w:i w:val="0"/>
+                <w:sz w:val="36"/>
+              </w:rPr>
+              <w:t>🔲</w:t>
+              <w:br/>
+            </w:r>
+            <w:r>
+              <w:rPr>
+                <w:rFonts w:ascii="PT Sans Narrow" w:hAnsi="PT Sans Narrow" w:cs="PT Sans Narrow" w:eastAsia="PT Sans Narrow"/>
+                <w:b/>
+                <w:i w:val="0"/>
+                <w:color w:val="FFFFFF"/>
+                <w:sz w:val="20"/>
+              </w:rPr>
+              <w:t>Inquadra QR</w:t>
+              <w:br/>
+            </w:r>
+            <w:r>
+              <w:rPr>
+                <w:rFonts w:ascii="PT Sans Narrow" w:hAnsi="PT Sans Narrow" w:cs="PT Sans Narrow" w:eastAsia="PT Sans Narrow"/>
+                <w:b w:val="0"/>
+                <w:i w:val="0"/>
+                <w:color w:val="B0C4D8"/>
+                <w:sz w:val="18"/>
+              </w:rPr>
+              <w:t>QR sul tablet del banco</w:t>
+            </w:r>
+          </w:p>
+        </w:tc>
+        <w:tc>
+          <w:tcPr>
+            <w:tcW w:type="dxa" w:w="1882"/>
+            <w:shd w:val="clear" w:color="auto" w:fill="1A2E50"/>
+            <w:tcBorders>
+              <w:top w:val="nil"/>
+              <w:bottom w:val="nil"/>
+              <w:left w:val="nil"/>
+              <w:right w:val="single" w:sz="8" w:color="16213E" w:space="0"/>
+            </w:tcBorders>
+            <w:tcMar>
+              <w:top w:w="100" w:type="dxa"/>
+              <w:bottom w:w="100" w:type="dxa"/>
+              <w:left w:w="80" w:type="dxa"/>
+              <w:right w:w="80" w:type="dxa"/>
+            </w:tcMar>
+          </w:tcPr>
+          <w:p>
+            <w:pPr>
+              <w:spacing w:before="0" w:after="80"/>
+              <w:jc w:val="center"/>
+            </w:pPr>
+            <w:r>
+              <w:rPr>
+                <w:rFonts w:ascii="PT Sans Narrow" w:hAnsi="PT Sans Narrow" w:cs="PT Sans Narrow" w:eastAsia="PT Sans Narrow"/>
+                <w:b w:val="0"/>
+                <w:i w:val="0"/>
+                <w:sz w:val="36"/>
+              </w:rPr>
+              <w:t>📋</w:t>
+              <w:br/>
+            </w:r>
+            <w:r>
+              <w:rPr>
+                <w:rFonts w:ascii="PT Sans Narrow" w:hAnsi="PT Sans Narrow" w:cs="PT Sans Narrow" w:eastAsia="PT Sans Narrow"/>
+                <w:b/>
+                <w:i w:val="0"/>
+                <w:color w:val="FFFFFF"/>
+                <w:sz w:val="20"/>
+              </w:rPr>
+              <w:t>Riepilogo</w:t>
+              <w:br/>
+            </w:r>
+            <w:r>
+              <w:rPr>
+                <w:rFonts w:ascii="PT Sans Narrow" w:hAnsi="PT Sans Narrow" w:cs="PT Sans Narrow" w:eastAsia="PT Sans Narrow"/>
+                <w:b w:val="0"/>
+                <w:i w:val="0"/>
+                <w:color w:val="B0C4D8"/>
+                <w:sz w:val="18"/>
+              </w:rPr>
+              <w:t>Controlla articoli e totale</w:t>
+            </w:r>
+          </w:p>
+        </w:tc>
+        <w:tc>
+          <w:tcPr>
+            <w:tcW w:type="dxa" w:w="1882"/>
+            <w:shd w:val="clear" w:color="auto" w:fill="27AE60"/>
+            <w:tcBorders>
+              <w:top w:val="nil"/>
+              <w:bottom w:val="nil"/>
+              <w:left w:val="nil"/>
+              <w:right w:val="single" w:sz="8" w:color="16213E" w:space="0"/>
+            </w:tcBorders>
+            <w:tcMar>
+              <w:top w:w="100" w:type="dxa"/>
+              <w:bottom w:w="100" w:type="dxa"/>
+              <w:left w:w="80" w:type="dxa"/>
+              <w:right w:w="80" w:type="dxa"/>
+            </w:tcMar>
+          </w:tcPr>
+          <w:p>
+            <w:pPr>
+              <w:spacing w:before="0" w:after="80"/>
+              <w:jc w:val="center"/>
+            </w:pPr>
+            <w:r>
+              <w:rPr>
+                <w:rFonts w:ascii="PT Sans Narrow" w:hAnsi="PT Sans Narrow" w:cs="PT Sans Narrow" w:eastAsia="PT Sans Narrow"/>
+                <w:b w:val="0"/>
+                <w:i w:val="0"/>
+                <w:sz w:val="36"/>
+              </w:rPr>
+              <w:t>✅</w:t>
+              <w:br/>
+            </w:r>
+            <w:r>
+              <w:rPr>
+                <w:rFonts w:ascii="PT Sans Narrow" w:hAnsi="PT Sans Narrow" w:cs="PT Sans Narrow" w:eastAsia="PT Sans Narrow"/>
+                <w:b/>
+                <w:i w:val="0"/>
+                <w:color w:val="FFFFFF"/>
+                <w:sz w:val="20"/>
+              </w:rPr>
+              <w:t>Paga ora</w:t>
+              <w:br/>
+            </w:r>
+            <w:r>
+              <w:rPr>
+                <w:rFonts w:ascii="PT Sans Narrow" w:hAnsi="PT Sans Narrow" w:cs="PT Sans Narrow" w:eastAsia="PT Sans Narrow"/>
+                <w:b w:val="0"/>
+                <w:i w:val="0"/>
+                <w:color w:val="B0C4D8"/>
+                <w:sz w:val="18"/>
+              </w:rPr>
+              <w:t>Wallet scalato istantaneamente</w:t>
+            </w:r>
+          </w:p>
+        </w:tc>
+      </w:tr>
+    </w:tbl>
+    <w:p>
+      <w:pPr>
+        <w:spacing w:before="0" w:after="160"/>
+      </w:pPr>
     </w:p>
     <w:p>
       <w:pPr>
@@ -9482,7 +10002,7 @@
           <w:color w:val="16213E"/>
           <w:sz w:val="32"/>
         </w:rPr>
-        <w:t>6.1  Vedere la disponibilità</w:t>
+        <w:t>6.1  Come funziona passo per passo</w:t>
       </w:r>
     </w:p>
     <w:tbl>
@@ -9555,7 +10075,7 @@
                 <w:color w:val="16213E"/>
                 <w:sz w:val="26"/>
               </w:rPr>
-              <w:t>Vai in "Tavoli"</w:t>
+              <w:t>Tocca "Paga al Banco" nella dashboard</w:t>
               <w:br/>
             </w:r>
             <w:r>
@@ -9566,7 +10086,7 @@
                 <w:color w:val="6C757D"/>
                 <w:sz w:val="24"/>
               </w:rPr>
-              <w:t>Dal menu laterale</w:t>
+              <w:t>Il pulsante si trova nelle azioni rapide della Home. Tocca per aprire la pagina di scansione</w:t>
             </w:r>
           </w:p>
         </w:tc>
@@ -9647,7 +10167,7 @@
                 <w:color w:val="16213E"/>
                 <w:sz w:val="26"/>
               </w:rPr>
-              <w:t>Guarda la tabella</w:t>
+              <w:t>La fotocamera del telefono si attiva</w:t>
               <w:br/>
             </w:r>
             <w:r>
@@ -9658,7 +10178,7 @@
                 <w:color w:val="6C757D"/>
                 <w:sz w:val="24"/>
               </w:rPr>
-              <w:t>Righe = tavoli, colonne = slot orari. Una cella verde/libera significa che quel tavolo è prenotabile in quello slot</w:t>
+              <w:t>Punta il telefono verso il tablet dello staff: la fotocamera è pronta a leggere il QR</w:t>
             </w:r>
           </w:p>
         </w:tc>
@@ -9739,7 +10259,7 @@
                 <w:color w:val="16213E"/>
                 <w:sz w:val="26"/>
               </w:rPr>
-              <w:t>Cella occupata</w:t>
+              <w:t>Inquadra il QR code sul tablet del banco</w:t>
               <w:br/>
             </w:r>
             <w:r>
@@ -9750,7 +10270,7 @@
                 <w:color w:val="6C757D"/>
                 <w:sz w:val="24"/>
               </w:rPr>
-              <w:t>Se il tavolo è già prenotato per quello slot, la cella è bloccata e non selezionabile</w:t>
+              <w:t>Lo staff ha generato il QR dal loro pannello. Non appena la fotocamera lo riconosce, si apre automaticamente la pagina di conferma</w:t>
             </w:r>
           </w:p>
         </w:tc>
@@ -9758,23 +10278,8 @@
     </w:tbl>
     <w:p>
       <w:pPr>
-        <w:spacing w:before="0" w:after="160"/>
+        <w:spacing w:before="0" w:after="80"/>
       </w:pPr>
-    </w:p>
-    <w:p>
-      <w:pPr>
-        <w:spacing w:before="160" w:after="60"/>
-      </w:pPr>
-      <w:r>
-        <w:rPr>
-          <w:rFonts w:ascii="PT Sans Narrow" w:hAnsi="PT Sans Narrow" w:cs="PT Sans Narrow" w:eastAsia="PT Sans Narrow"/>
-          <w:b/>
-          <w:i w:val="0"/>
-          <w:color w:val="16213E"/>
-          <w:sz w:val="32"/>
-        </w:rPr>
-        <w:t>6.2  Prenotare</w:t>
-      </w:r>
     </w:p>
     <w:tbl>
       <w:tblPr>
@@ -9819,7 +10324,7 @@
                 <w:color w:val="FFFFFF"/>
                 <w:sz w:val="30"/>
               </w:rPr>
-              <w:t>1</w:t>
+              <w:t>4</w:t>
             </w:r>
           </w:p>
         </w:tc>
@@ -9846,7 +10351,7 @@
                 <w:color w:val="16213E"/>
                 <w:sz w:val="26"/>
               </w:rPr>
-              <w:t>Tocca una cella libera</w:t>
+              <w:t>Controlla il riepilogo articoli e il totale</w:t>
               <w:br/>
             </w:r>
             <w:r>
@@ -9857,7 +10362,7 @@
                 <w:color w:val="6C757D"/>
                 <w:sz w:val="24"/>
               </w:rPr>
-              <w:t>Scegli il tavolo e lo slot orario che preferisci</w:t>
+              <w:t>Vedi la lista degli articoli che lo staff ha inserito e il totale da pagare. Verifica che tutto sia corretto prima di procedere</w:t>
             </w:r>
           </w:p>
         </w:tc>
@@ -9911,7 +10416,7 @@
                 <w:color w:val="FFFFFF"/>
                 <w:sz w:val="30"/>
               </w:rPr>
-              <w:t>2</w:t>
+              <w:t>5</w:t>
             </w:r>
           </w:p>
         </w:tc>
@@ -9938,7 +10443,7 @@
                 <w:color w:val="16213E"/>
                 <w:sz w:val="26"/>
               </w:rPr>
-              <w:t>Indica il numero di persone</w:t>
+              <w:t>Tocca "Paga ora"</w:t>
               <w:br/>
             </w:r>
             <w:r>
@@ -9949,191 +10454,7 @@
                 <w:color w:val="6C757D"/>
                 <w:sz w:val="24"/>
               </w:rPr>
-              <w:t>Non puoi superare i posti disponibili al tavolo (es. tavolo da 4 posti → massimo 4 persone)</w:t>
-            </w:r>
-          </w:p>
-        </w:tc>
-      </w:tr>
-    </w:tbl>
-    <w:p>
-      <w:pPr>
-        <w:spacing w:before="0" w:after="80"/>
-      </w:pPr>
-    </w:p>
-    <w:tbl>
-      <w:tblPr>
-        <w:tblLook w:firstColumn="1" w:firstRow="1" w:lastColumn="0" w:lastRow="0" w:noHBand="0" w:noVBand="1" w:val="04A0"/>
-        <w:tblBorders>
-          <w:top w:val="nil"/>
-          <w:left w:val="nil"/>
-          <w:bottom w:val="nil"/>
-          <w:right w:val="nil"/>
-          <w:insideH w:val="nil"/>
-          <w:insideV w:val="nil"/>
-        </w:tblBorders>
-        <w:tblW w:w="6929" w:type="dxa"/>
-      </w:tblPr>
-      <w:tblGrid>
-        <w:gridCol w:w="4706"/>
-        <w:gridCol w:w="4706"/>
-      </w:tblGrid>
-      <w:tr>
-        <w:tc>
-          <w:tcPr>
-            <w:tcW w:w="472" w:type="dxa"/>
-            <w:shd w:val="clear" w:color="auto" w:fill="E94560"/>
-            <w:tcMar>
-              <w:top w:w="70" w:type="dxa"/>
-              <w:bottom w:w="70" w:type="dxa"/>
-              <w:left w:w="40" w:type="dxa"/>
-              <w:right w:w="40" w:type="dxa"/>
-            </w:tcMar>
-            <w:vAlign w:val="center"/>
-          </w:tcPr>
-          <w:p>
-            <w:pPr>
-              <w:spacing w:before="0" w:after="0"/>
-              <w:jc w:val="center"/>
-            </w:pPr>
-            <w:r>
-              <w:rPr>
-                <w:rFonts w:ascii="PT Sans Narrow" w:hAnsi="PT Sans Narrow" w:cs="PT Sans Narrow" w:eastAsia="PT Sans Narrow"/>
-                <w:b/>
-                <w:i w:val="0"/>
-                <w:color w:val="FFFFFF"/>
-                <w:sz w:val="30"/>
-              </w:rPr>
-              <w:t>3</w:t>
-            </w:r>
-          </w:p>
-        </w:tc>
-        <w:tc>
-          <w:tcPr>
-            <w:tcW w:type="dxa" w:w="4706"/>
-            <w:shd w:val="clear" w:color="auto" w:fill="F0F4F8"/>
-            <w:tcMar>
-              <w:top w:w="70" w:type="dxa"/>
-              <w:bottom w:w="70" w:type="dxa"/>
-              <w:left w:w="110" w:type="dxa"/>
-              <w:right w:w="90" w:type="dxa"/>
-            </w:tcMar>
-          </w:tcPr>
-          <w:p>
-            <w:pPr>
-              <w:spacing w:before="0" w:after="60"/>
-            </w:pPr>
-            <w:r>
-              <w:rPr>
-                <w:rFonts w:ascii="PT Sans Narrow" w:hAnsi="PT Sans Narrow" w:cs="PT Sans Narrow" w:eastAsia="PT Sans Narrow"/>
-                <w:b/>
-                <w:i w:val="0"/>
-                <w:color w:val="16213E"/>
-                <w:sz w:val="26"/>
-              </w:rPr>
-              <w:t>Aggiungi eventuali note</w:t>
-              <w:br/>
-            </w:r>
-            <w:r>
-              <w:rPr>
-                <w:rFonts w:ascii="PT Sans Narrow" w:hAnsi="PT Sans Narrow" w:cs="PT Sans Narrow" w:eastAsia="PT Sans Narrow"/>
-                <w:b w:val="0"/>
-                <w:i w:val="0"/>
-                <w:color w:val="6C757D"/>
-                <w:sz w:val="24"/>
-              </w:rPr>
-              <w:t>Facoltativo: es. "Seggiolone per bambino" o "Vicino alla finestra"</w:t>
-            </w:r>
-          </w:p>
-        </w:tc>
-      </w:tr>
-    </w:tbl>
-    <w:p>
-      <w:pPr>
-        <w:spacing w:before="0" w:after="80"/>
-      </w:pPr>
-    </w:p>
-    <w:tbl>
-      <w:tblPr>
-        <w:tblLook w:firstColumn="1" w:firstRow="1" w:lastColumn="0" w:lastRow="0" w:noHBand="0" w:noVBand="1" w:val="04A0"/>
-        <w:tblBorders>
-          <w:top w:val="nil"/>
-          <w:left w:val="nil"/>
-          <w:bottom w:val="nil"/>
-          <w:right w:val="nil"/>
-          <w:insideH w:val="nil"/>
-          <w:insideV w:val="nil"/>
-        </w:tblBorders>
-        <w:tblW w:w="6929" w:type="dxa"/>
-      </w:tblPr>
-      <w:tblGrid>
-        <w:gridCol w:w="4706"/>
-        <w:gridCol w:w="4706"/>
-      </w:tblGrid>
-      <w:tr>
-        <w:tc>
-          <w:tcPr>
-            <w:tcW w:w="472" w:type="dxa"/>
-            <w:shd w:val="clear" w:color="auto" w:fill="E94560"/>
-            <w:tcMar>
-              <w:top w:w="70" w:type="dxa"/>
-              <w:bottom w:w="70" w:type="dxa"/>
-              <w:left w:w="40" w:type="dxa"/>
-              <w:right w:w="40" w:type="dxa"/>
-            </w:tcMar>
-            <w:vAlign w:val="center"/>
-          </w:tcPr>
-          <w:p>
-            <w:pPr>
-              <w:spacing w:before="0" w:after="0"/>
-              <w:jc w:val="center"/>
-            </w:pPr>
-            <w:r>
-              <w:rPr>
-                <w:rFonts w:ascii="PT Sans Narrow" w:hAnsi="PT Sans Narrow" w:cs="PT Sans Narrow" w:eastAsia="PT Sans Narrow"/>
-                <w:b/>
-                <w:i w:val="0"/>
-                <w:color w:val="FFFFFF"/>
-                <w:sz w:val="30"/>
-              </w:rPr>
-              <w:t>4</w:t>
-            </w:r>
-          </w:p>
-        </w:tc>
-        <w:tc>
-          <w:tcPr>
-            <w:tcW w:type="dxa" w:w="4706"/>
-            <w:shd w:val="clear" w:color="auto" w:fill="F0F4F8"/>
-            <w:tcMar>
-              <w:top w:w="70" w:type="dxa"/>
-              <w:bottom w:w="70" w:type="dxa"/>
-              <w:left w:w="110" w:type="dxa"/>
-              <w:right w:w="90" w:type="dxa"/>
-            </w:tcMar>
-          </w:tcPr>
-          <w:p>
-            <w:pPr>
-              <w:spacing w:before="0" w:after="60"/>
-            </w:pPr>
-            <w:r>
-              <w:rPr>
-                <w:rFonts w:ascii="PT Sans Narrow" w:hAnsi="PT Sans Narrow" w:cs="PT Sans Narrow" w:eastAsia="PT Sans Narrow"/>
-                <w:b/>
-                <w:i w:val="0"/>
-                <w:color w:val="16213E"/>
-                <w:sz w:val="26"/>
-              </w:rPr>
-              <w:t>Tocca "Prenota"</w:t>
-              <w:br/>
-            </w:r>
-            <w:r>
-              <w:rPr>
-                <w:rFonts w:ascii="PT Sans Narrow" w:hAnsi="PT Sans Narrow" w:cs="PT Sans Narrow" w:eastAsia="PT Sans Narrow"/>
-                <w:b w:val="0"/>
-                <w:i w:val="0"/>
-                <w:color w:val="6C757D"/>
-                <w:sz w:val="24"/>
-              </w:rPr>
-              <w:t>Ricevi conferma immediata con tavolo e orario assegnati</w:t>
+              <w:t>Il totale viene scalato automaticamente dal tuo wallet. Il banco riceve conferma istantanea "✓ Pagato da [nome]" sul loro schermo</w:t>
             </w:r>
           </w:p>
         </w:tc>
@@ -10156,20 +10477,12 @@
           <w:color w:val="16213E"/>
           <w:sz w:val="32"/>
         </w:rPr>
-        <w:t>6.3  Le mie prenotazioni</w:t>
+        <w:t>6.2  Note importanti</w:t>
       </w:r>
     </w:p>
     <w:tbl>
       <w:tblPr>
         <w:tblLook w:firstColumn="1" w:firstRow="1" w:lastColumn="0" w:lastRow="0" w:noHBand="0" w:noVBand="1" w:val="04A0"/>
-        <w:tblBorders>
-          <w:top w:val="nil"/>
-          <w:left w:val="nil"/>
-          <w:bottom w:val="nil"/>
-          <w:right w:val="nil"/>
-          <w:insideH w:val="nil"/>
-          <w:insideV w:val="nil"/>
-        </w:tblBorders>
         <w:tblW w:w="6929" w:type="dxa"/>
       </w:tblPr>
       <w:tblGrid>
@@ -10179,20 +10492,24 @@
       <w:tr>
         <w:tc>
           <w:tcPr>
-            <w:tcW w:w="472" w:type="dxa"/>
             <w:shd w:val="clear" w:color="auto" w:fill="E94560"/>
+            <w:tcBorders>
+              <w:top w:val="nil"/>
+              <w:bottom w:val="nil"/>
+              <w:left w:val="nil"/>
+              <w:right w:val="nil"/>
+            </w:tcBorders>
             <w:tcMar>
-              <w:top w:w="70" w:type="dxa"/>
-              <w:bottom w:w="70" w:type="dxa"/>
-              <w:left w:w="40" w:type="dxa"/>
-              <w:right w:w="40" w:type="dxa"/>
+              <w:top w:w="60" w:type="dxa"/>
+              <w:bottom w:w="60" w:type="dxa"/>
+              <w:left w:w="80" w:type="dxa"/>
+              <w:right w:w="80" w:type="dxa"/>
             </w:tcMar>
-            <w:vAlign w:val="center"/>
+            <w:tcW w:w="2165" w:type="dxa"/>
           </w:tcPr>
           <w:p>
             <w:pPr>
               <w:spacing w:before="0" w:after="0"/>
-              <w:jc w:val="center"/>
             </w:pPr>
             <w:r>
               <w:rPr>
@@ -10200,26 +10517,67 @@
                 <w:b/>
                 <w:i w:val="0"/>
                 <w:color w:val="FFFFFF"/>
-                <w:sz w:val="30"/>
-              </w:rPr>
-              <w:t>1</w:t>
+                <w:sz w:val="22"/>
+              </w:rPr>
+              <w:t>Situazione</w:t>
             </w:r>
           </w:p>
         </w:tc>
         <w:tc>
           <w:tcPr>
-            <w:tcW w:type="dxa" w:w="4706"/>
-            <w:shd w:val="clear" w:color="auto" w:fill="F0F4F8"/>
+            <w:shd w:val="clear" w:color="auto" w:fill="E94560"/>
+            <w:tcBorders>
+              <w:top w:val="nil"/>
+              <w:bottom w:val="nil"/>
+              <w:left w:val="nil"/>
+              <w:right w:val="nil"/>
+            </w:tcBorders>
             <w:tcMar>
-              <w:top w:w="70" w:type="dxa"/>
-              <w:bottom w:w="70" w:type="dxa"/>
-              <w:left w:w="110" w:type="dxa"/>
-              <w:right w:w="90" w:type="dxa"/>
+              <w:top w:w="60" w:type="dxa"/>
+              <w:bottom w:w="60" w:type="dxa"/>
+              <w:left w:w="80" w:type="dxa"/>
+              <w:right w:w="80" w:type="dxa"/>
+            </w:tcMar>
+            <w:tcW w:w="4763" w:type="dxa"/>
+          </w:tcPr>
+          <w:p>
+            <w:pPr>
+              <w:spacing w:before="0" w:after="0"/>
+            </w:pPr>
+            <w:r>
+              <w:rPr>
+                <w:rFonts w:ascii="PT Sans Narrow" w:hAnsi="PT Sans Narrow" w:cs="PT Sans Narrow" w:eastAsia="PT Sans Narrow"/>
+                <w:b/>
+                <w:i w:val="0"/>
+                <w:color w:val="FFFFFF"/>
+                <w:sz w:val="22"/>
+              </w:rPr>
+              <w:t>Come comportarsi</w:t>
+            </w:r>
+          </w:p>
+        </w:tc>
+      </w:tr>
+      <w:tr>
+        <w:tc>
+          <w:tcPr>
+            <w:tcW w:w="2165" w:type="dxa"/>
+            <w:shd w:val="clear" w:color="auto" w:fill="FFFFFF"/>
+            <w:tcBorders>
+              <w:top w:val="nil"/>
+              <w:bottom w:val="single" w:sz="8" w:color="DEE2E6" w:space="0"/>
+              <w:left w:val="nil"/>
+              <w:right w:val="nil"/>
+            </w:tcBorders>
+            <w:tcMar>
+              <w:top w:w="55" w:type="dxa"/>
+              <w:bottom w:w="55" w:type="dxa"/>
+              <w:left w:w="80" w:type="dxa"/>
+              <w:right w:w="80" w:type="dxa"/>
             </w:tcMar>
           </w:tcPr>
           <w:p>
             <w:pPr>
-              <w:spacing w:before="0" w:after="60"/>
+              <w:spacing w:before="0" w:after="0"/>
             </w:pPr>
             <w:r>
               <w:rPr>
@@ -10227,204 +10585,246 @@
                 <w:b/>
                 <w:i w:val="0"/>
                 <w:color w:val="16213E"/>
-                <w:sz w:val="26"/>
-              </w:rPr>
-              <w:t>Vai in "Le Mie Prenotazioni"</w:t>
-              <w:br/>
-            </w:r>
-            <w:r>
-              <w:rPr>
-                <w:rFonts w:ascii="PT Sans Narrow" w:hAnsi="PT Sans Narrow" w:cs="PT Sans Narrow" w:eastAsia="PT Sans Narrow"/>
-                <w:b w:val="0"/>
-                <w:i w:val="0"/>
-                <w:color w:val="6C757D"/>
-                <w:sz w:val="24"/>
-              </w:rPr>
-              <w:t>Vedi tutte le prenotazioni fatte, dalla più recente</w:t>
+                <w:sz w:val="22"/>
+              </w:rPr>
+              <w:t>La fotocamera non funziona</w:t>
             </w:r>
           </w:p>
         </w:tc>
-      </w:tr>
-    </w:tbl>
-    <w:p>
-      <w:pPr>
-        <w:spacing w:before="0" w:after="80"/>
-      </w:pPr>
-    </w:p>
-    <w:tbl>
-      <w:tblPr>
-        <w:tblLook w:firstColumn="1" w:firstRow="1" w:lastColumn="0" w:lastRow="0" w:noHBand="0" w:noVBand="1" w:val="04A0"/>
-        <w:tblBorders>
-          <w:top w:val="nil"/>
-          <w:left w:val="nil"/>
-          <w:bottom w:val="nil"/>
-          <w:right w:val="nil"/>
-          <w:insideH w:val="nil"/>
-          <w:insideV w:val="nil"/>
-        </w:tblBorders>
-        <w:tblW w:w="6929" w:type="dxa"/>
-      </w:tblPr>
-      <w:tblGrid>
-        <w:gridCol w:w="4706"/>
-        <w:gridCol w:w="4706"/>
-      </w:tblGrid>
-      <w:tr>
         <w:tc>
           <w:tcPr>
-            <w:tcW w:w="472" w:type="dxa"/>
-            <w:shd w:val="clear" w:color="auto" w:fill="E94560"/>
+            <w:tcW w:w="4763" w:type="dxa"/>
+            <w:shd w:val="clear" w:color="auto" w:fill="FFFFFF"/>
+            <w:tcBorders>
+              <w:top w:val="nil"/>
+              <w:bottom w:val="single" w:sz="8" w:color="DEE2E6" w:space="0"/>
+              <w:left w:val="nil"/>
+              <w:right w:val="nil"/>
+            </w:tcBorders>
             <w:tcMar>
-              <w:top w:w="70" w:type="dxa"/>
-              <w:bottom w:w="70" w:type="dxa"/>
-              <w:left w:w="40" w:type="dxa"/>
-              <w:right w:w="40" w:type="dxa"/>
+              <w:top w:w="55" w:type="dxa"/>
+              <w:bottom w:w="55" w:type="dxa"/>
+              <w:left w:w="80" w:type="dxa"/>
+              <w:right w:w="80" w:type="dxa"/>
             </w:tcMar>
-            <w:vAlign w:val="center"/>
           </w:tcPr>
           <w:p>
             <w:pPr>
               <w:spacing w:before="0" w:after="0"/>
-              <w:jc w:val="center"/>
             </w:pPr>
             <w:r>
               <w:rPr>
                 <w:rFonts w:ascii="PT Sans Narrow" w:hAnsi="PT Sans Narrow" w:cs="PT Sans Narrow" w:eastAsia="PT Sans Narrow"/>
+                <w:b w:val="0"/>
+                <w:i w:val="0"/>
+                <w:color w:val="6C757D"/>
+                <w:sz w:val="22"/>
+              </w:rPr>
+              <w:t>Usa il fallback: inserisci manualmente il codice sessione che lo staff ti comunica a voce</w:t>
+            </w:r>
+          </w:p>
+        </w:tc>
+      </w:tr>
+      <w:tr>
+        <w:tc>
+          <w:tcPr>
+            <w:tcW w:w="2165" w:type="dxa"/>
+            <w:shd w:val="clear" w:color="auto" w:fill="F8F9FA"/>
+            <w:tcBorders>
+              <w:top w:val="nil"/>
+              <w:bottom w:val="single" w:sz="8" w:color="DEE2E6" w:space="0"/>
+              <w:left w:val="nil"/>
+              <w:right w:val="nil"/>
+            </w:tcBorders>
+            <w:tcMar>
+              <w:top w:w="55" w:type="dxa"/>
+              <w:bottom w:w="55" w:type="dxa"/>
+              <w:left w:w="80" w:type="dxa"/>
+              <w:right w:w="80" w:type="dxa"/>
+            </w:tcMar>
+          </w:tcPr>
+          <w:p>
+            <w:pPr>
+              <w:spacing w:before="0" w:after="0"/>
+            </w:pPr>
+            <w:r>
+              <w:rPr>
+                <w:rFonts w:ascii="PT Sans Narrow" w:hAnsi="PT Sans Narrow" w:cs="PT Sans Narrow" w:eastAsia="PT Sans Narrow"/>
                 <w:b/>
                 <w:i w:val="0"/>
-                <w:color w:val="FFFFFF"/>
-                <w:sz w:val="30"/>
-              </w:rPr>
-              <w:t>2</w:t>
+                <w:color w:val="16213E"/>
+                <w:sz w:val="22"/>
+              </w:rPr>
+              <w:t>Sessione QR scaduta</w:t>
             </w:r>
           </w:p>
         </w:tc>
         <w:tc>
           <w:tcPr>
-            <w:tcW w:type="dxa" w:w="4706"/>
-            <w:shd w:val="clear" w:color="auto" w:fill="F0F4F8"/>
+            <w:tcW w:w="4763" w:type="dxa"/>
+            <w:shd w:val="clear" w:color="auto" w:fill="F8F9FA"/>
+            <w:tcBorders>
+              <w:top w:val="nil"/>
+              <w:bottom w:val="single" w:sz="8" w:color="DEE2E6" w:space="0"/>
+              <w:left w:val="nil"/>
+              <w:right w:val="nil"/>
+            </w:tcBorders>
             <w:tcMar>
-              <w:top w:w="70" w:type="dxa"/>
-              <w:bottom w:w="70" w:type="dxa"/>
-              <w:left w:w="110" w:type="dxa"/>
-              <w:right w:w="90" w:type="dxa"/>
+              <w:top w:w="55" w:type="dxa"/>
+              <w:bottom w:w="55" w:type="dxa"/>
+              <w:left w:w="80" w:type="dxa"/>
+              <w:right w:w="80" w:type="dxa"/>
             </w:tcMar>
           </w:tcPr>
           <w:p>
             <w:pPr>
-              <w:spacing w:before="0" w:after="60"/>
+              <w:spacing w:before="0" w:after="0"/>
             </w:pPr>
             <w:r>
               <w:rPr>
                 <w:rFonts w:ascii="PT Sans Narrow" w:hAnsi="PT Sans Narrow" w:cs="PT Sans Narrow" w:eastAsia="PT Sans Narrow"/>
-                <w:b/>
-                <w:i w:val="0"/>
-                <w:color w:val="16213E"/>
-                <w:sz w:val="26"/>
-              </w:rPr>
-              <w:t>All'arrivo al locale</w:t>
-              <w:br/>
-            </w:r>
-            <w:r>
-              <w:rPr>
-                <w:rFonts w:ascii="PT Sans Narrow" w:hAnsi="PT Sans Narrow" w:cs="PT Sans Narrow" w:eastAsia="PT Sans Narrow"/>
                 <w:b w:val="0"/>
                 <w:i w:val="0"/>
                 <w:color w:val="6C757D"/>
-                <w:sz w:val="24"/>
-              </w:rPr>
-              <w:t>Comunica il tuo nome o numero del tavolo alla sala: il personale registra il check-in</w:t>
+                <w:sz w:val="22"/>
+              </w:rPr>
+              <w:t>Il QR code scade dopo 10 minuti se non viene usato. Chiedi allo staff di generarne uno nuovo</w:t>
             </w:r>
           </w:p>
         </w:tc>
       </w:tr>
-    </w:tbl>
-    <w:p>
-      <w:pPr>
-        <w:spacing w:before="0" w:after="80"/>
-      </w:pPr>
-    </w:p>
-    <w:tbl>
-      <w:tblPr>
-        <w:tblLook w:firstColumn="1" w:firstRow="1" w:lastColumn="0" w:lastRow="0" w:noHBand="0" w:noVBand="1" w:val="04A0"/>
-        <w:tblBorders>
-          <w:top w:val="nil"/>
-          <w:left w:val="nil"/>
-          <w:bottom w:val="nil"/>
-          <w:right w:val="nil"/>
-          <w:insideH w:val="nil"/>
-          <w:insideV w:val="nil"/>
-        </w:tblBorders>
-        <w:tblW w:w="6929" w:type="dxa"/>
-      </w:tblPr>
-      <w:tblGrid>
-        <w:gridCol w:w="4706"/>
-        <w:gridCol w:w="4706"/>
-      </w:tblGrid>
       <w:tr>
         <w:tc>
           <w:tcPr>
-            <w:tcW w:w="472" w:type="dxa"/>
-            <w:shd w:val="clear" w:color="auto" w:fill="E94560"/>
+            <w:tcW w:w="2165" w:type="dxa"/>
+            <w:shd w:val="clear" w:color="auto" w:fill="FFFFFF"/>
+            <w:tcBorders>
+              <w:top w:val="nil"/>
+              <w:bottom w:val="single" w:sz="8" w:color="DEE2E6" w:space="0"/>
+              <w:left w:val="nil"/>
+              <w:right w:val="nil"/>
+            </w:tcBorders>
             <w:tcMar>
-              <w:top w:w="70" w:type="dxa"/>
-              <w:bottom w:w="70" w:type="dxa"/>
-              <w:left w:w="40" w:type="dxa"/>
-              <w:right w:w="40" w:type="dxa"/>
+              <w:top w:w="55" w:type="dxa"/>
+              <w:bottom w:w="55" w:type="dxa"/>
+              <w:left w:w="80" w:type="dxa"/>
+              <w:right w:w="80" w:type="dxa"/>
             </w:tcMar>
-            <w:vAlign w:val="center"/>
           </w:tcPr>
           <w:p>
             <w:pPr>
               <w:spacing w:before="0" w:after="0"/>
-              <w:jc w:val="center"/>
             </w:pPr>
             <w:r>
               <w:rPr>
                 <w:rFonts w:ascii="PT Sans Narrow" w:hAnsi="PT Sans Narrow" w:cs="PT Sans Narrow" w:eastAsia="PT Sans Narrow"/>
                 <w:b/>
                 <w:i w:val="0"/>
-                <w:color w:val="FFFFFF"/>
-                <w:sz w:val="30"/>
-              </w:rPr>
-              <w:t>3</w:t>
+                <w:color w:val="16213E"/>
+                <w:sz w:val="22"/>
+              </w:rPr>
+              <w:t>Saldo wallet insufficiente</w:t>
             </w:r>
           </w:p>
         </w:tc>
         <w:tc>
           <w:tcPr>
-            <w:tcW w:type="dxa" w:w="4706"/>
-            <w:shd w:val="clear" w:color="auto" w:fill="F0F4F8"/>
+            <w:tcW w:w="4763" w:type="dxa"/>
+            <w:shd w:val="clear" w:color="auto" w:fill="FFFFFF"/>
+            <w:tcBorders>
+              <w:top w:val="nil"/>
+              <w:bottom w:val="single" w:sz="8" w:color="DEE2E6" w:space="0"/>
+              <w:left w:val="nil"/>
+              <w:right w:val="nil"/>
+            </w:tcBorders>
             <w:tcMar>
-              <w:top w:w="70" w:type="dxa"/>
-              <w:bottom w:w="70" w:type="dxa"/>
-              <w:left w:w="110" w:type="dxa"/>
-              <w:right w:w="90" w:type="dxa"/>
+              <w:top w:w="55" w:type="dxa"/>
+              <w:bottom w:w="55" w:type="dxa"/>
+              <w:left w:w="80" w:type="dxa"/>
+              <w:right w:w="80" w:type="dxa"/>
             </w:tcMar>
           </w:tcPr>
           <w:p>
             <w:pPr>
-              <w:spacing w:before="0" w:after="60"/>
+              <w:spacing w:before="0" w:after="0"/>
             </w:pPr>
             <w:r>
               <w:rPr>
                 <w:rFonts w:ascii="PT Sans Narrow" w:hAnsi="PT Sans Narrow" w:cs="PT Sans Narrow" w:eastAsia="PT Sans Narrow"/>
+                <w:b w:val="0"/>
+                <w:i w:val="0"/>
+                <w:color w:val="6C757D"/>
+                <w:sz w:val="22"/>
+              </w:rPr>
+              <w:t>Il pagamento non va a buon fine. Chiedi al cassiere una ricarica e poi riprova</w:t>
+            </w:r>
+          </w:p>
+        </w:tc>
+      </w:tr>
+      <w:tr>
+        <w:tc>
+          <w:tcPr>
+            <w:tcW w:w="2165" w:type="dxa"/>
+            <w:shd w:val="clear" w:color="auto" w:fill="F8F9FA"/>
+            <w:tcBorders>
+              <w:top w:val="nil"/>
+              <w:bottom w:val="single" w:sz="8" w:color="DEE2E6" w:space="0"/>
+              <w:left w:val="nil"/>
+              <w:right w:val="nil"/>
+            </w:tcBorders>
+            <w:tcMar>
+              <w:top w:w="55" w:type="dxa"/>
+              <w:bottom w:w="55" w:type="dxa"/>
+              <w:left w:w="80" w:type="dxa"/>
+              <w:right w:w="80" w:type="dxa"/>
+            </w:tcMar>
+          </w:tcPr>
+          <w:p>
+            <w:pPr>
+              <w:spacing w:before="0" w:after="0"/>
+            </w:pPr>
+            <w:r>
+              <w:rPr>
+                <w:rFonts w:ascii="PT Sans Narrow" w:hAnsi="PT Sans Narrow" w:cs="PT Sans Narrow" w:eastAsia="PT Sans Narrow"/>
                 <w:b/>
                 <w:i w:val="0"/>
                 <w:color w:val="16213E"/>
-                <w:sz w:val="26"/>
-              </w:rPr>
-              <w:t>Per annullare</w:t>
-              <w:br/>
-            </w:r>
+                <w:sz w:val="22"/>
+              </w:rPr>
+              <w:t>Conferma per lo staff</w:t>
+            </w:r>
+          </w:p>
+        </w:tc>
+        <w:tc>
+          <w:tcPr>
+            <w:tcW w:w="4763" w:type="dxa"/>
+            <w:shd w:val="clear" w:color="auto" w:fill="F8F9FA"/>
+            <w:tcBorders>
+              <w:top w:val="nil"/>
+              <w:bottom w:val="single" w:sz="8" w:color="DEE2E6" w:space="0"/>
+              <w:left w:val="nil"/>
+              <w:right w:val="nil"/>
+            </w:tcBorders>
+            <w:tcMar>
+              <w:top w:w="55" w:type="dxa"/>
+              <w:bottom w:w="55" w:type="dxa"/>
+              <w:left w:w="80" w:type="dxa"/>
+              <w:right w:w="80" w:type="dxa"/>
+            </w:tcMar>
+          </w:tcPr>
+          <w:p>
+            <w:pPr>
+              <w:spacing w:before="0" w:after="0"/>
+            </w:pPr>
             <w:r>
               <w:rPr>
                 <w:rFonts w:ascii="PT Sans Narrow" w:hAnsi="PT Sans Narrow" w:cs="PT Sans Narrow" w:eastAsia="PT Sans Narrow"/>
                 <w:b w:val="0"/>
                 <w:i w:val="0"/>
                 <w:color w:val="6C757D"/>
-                <w:sz w:val="24"/>
-              </w:rPr>
-              <w:t>Apri la prenotazione e tocca "Annulla" — il tavolo torna disponibile per altri clienti</w:t>
+                <w:sz w:val="22"/>
+              </w:rPr>
+              <w:t>Il banco vede "✓ Pagato da [nome]" in tempo reale: non è necessario mostrare nulla</w:t>
             </w:r>
           </w:p>
         </w:tc>
@@ -10455,12 +10855,12 @@
         <w:tc>
           <w:tcPr>
             <w:tcW w:type="dxa" w:w="9412"/>
-            <w:shd w:val="clear" w:color="auto" w:fill="F5F5F5"/>
+            <w:shd w:val="clear" w:color="auto" w:fill="E9F7EF"/>
             <w:tcBorders>
-              <w:top w:val="single" w:sz="14" w:color="E8E8E8" w:space="0"/>
-              <w:bottom w:val="single" w:sz="14" w:color="E8E8E8" w:space="0"/>
-              <w:left w:val="single" w:sz="14" w:color="E94560" w:space="0"/>
-              <w:right w:val="single" w:sz="14" w:color="E8E8E8" w:space="0"/>
+              <w:top w:val="single" w:sz="6" w:color="27AE60" w:space="0"/>
+              <w:bottom w:val="single" w:sz="6" w:color="27AE60" w:space="0"/>
+              <w:left w:val="single" w:sz="6" w:color="27AE60" w:space="0"/>
+              <w:right w:val="single" w:sz="6" w:color="27AE60" w:space="0"/>
             </w:tcBorders>
             <w:tcMar>
               <w:top w:w="70" w:type="dxa"/>
@@ -10478,20 +10878,10 @@
                 <w:rFonts w:ascii="PT Sans Narrow" w:hAnsi="PT Sans Narrow" w:cs="PT Sans Narrow" w:eastAsia="PT Sans Narrow"/>
                 <w:b w:val="0"/>
                 <w:i w:val="0"/>
-                <w:color w:val="E94560"/>
-                <w:sz w:val="26"/>
-              </w:rPr>
-              <w:t xml:space="preserve">⚠️  </w:t>
-            </w:r>
-            <w:r>
-              <w:rPr>
-                <w:rFonts w:ascii="PT Sans Narrow" w:hAnsi="PT Sans Narrow" w:cs="PT Sans Narrow" w:eastAsia="PT Sans Narrow"/>
-                <w:b w:val="0"/>
-                <w:i w:val="0"/>
                 <w:color w:val="343A40"/>
                 <w:sz w:val="26"/>
               </w:rPr>
-              <w:t>Puoi prenotare un solo tavolo per slot orario: se provi a prenotarne un secondo nello stesso slot, il sistema mostra che è già occupato.</w:t>
+              <w:t>💡  Il wallet viene scalato solo dopo che tocchi "Paga ora": finché non confermi, nessun importo viene addebitato. Se chiudi la pagina senza confermare, la sessione rimane attiva fino alla scadenza dei 10 minuti.</w:t>
             </w:r>
           </w:p>
         </w:tc>
@@ -10522,6 +10912,1284 @@
           <w:sz w:val="18"/>
         </w:rPr>
         <w:t xml:space="preserve">SEZIONE 7   </w:t>
+      </w:r>
+      <w:r>
+        <w:rPr>
+          <w:rFonts w:ascii="PT Sans Narrow" w:hAnsi="PT Sans Narrow" w:cs="PT Sans Narrow" w:eastAsia="PT Sans Narrow"/>
+          <w:b w:val="0"/>
+          <w:i w:val="0"/>
+          <w:sz w:val="40"/>
+        </w:rPr>
+        <w:t xml:space="preserve">🪑  </w:t>
+      </w:r>
+      <w:r>
+        <w:rPr>
+          <w:rFonts w:ascii="PT Sans Narrow" w:hAnsi="PT Sans Narrow" w:cs="PT Sans Narrow" w:eastAsia="PT Sans Narrow"/>
+          <w:b/>
+          <w:i w:val="0"/>
+          <w:color w:val="0F3460"/>
+          <w:sz w:val="44"/>
+        </w:rPr>
+        <w:t>Prenotare un tavolo</w:t>
+      </w:r>
+    </w:p>
+    <w:p>
+      <w:pPr>
+        <w:spacing w:before="0" w:after="80"/>
+        <w:jc w:val="left"/>
+      </w:pPr>
+      <w:r>
+        <w:rPr>
+          <w:rFonts w:ascii="PT Sans Narrow" w:hAnsi="PT Sans Narrow" w:cs="PT Sans Narrow" w:eastAsia="PT Sans Narrow"/>
+          <w:b w:val="0"/>
+          <w:i w:val="0"/>
+          <w:color w:val="343A40"/>
+          <w:sz w:val="28"/>
+        </w:rPr>
+        <w:t>La prenotazione di un tavolo funziona per FASCE ORARIE: ogni fascia è un blocco di tempo (es. 11:25–12:30) suddiviso in sessioni della stessa durata (es. 30 min). Prenoti un tavolo per una sessione specifica.</w:t>
+      </w:r>
+    </w:p>
+    <w:p>
+      <w:pPr>
+        <w:spacing w:before="0" w:after="120"/>
+      </w:pPr>
+    </w:p>
+    <w:p>
+      <w:pPr>
+        <w:spacing w:before="160" w:after="60"/>
+      </w:pPr>
+      <w:r>
+        <w:rPr>
+          <w:rFonts w:ascii="PT Sans Narrow" w:hAnsi="PT Sans Narrow" w:cs="PT Sans Narrow" w:eastAsia="PT Sans Narrow"/>
+          <w:b/>
+          <w:i w:val="0"/>
+          <w:color w:val="16213E"/>
+          <w:sz w:val="32"/>
+        </w:rPr>
+        <w:t>7.1  Scegliere il giorno</w:t>
+      </w:r>
+    </w:p>
+    <w:tbl>
+      <w:tblPr>
+        <w:tblLook w:firstColumn="1" w:firstRow="1" w:lastColumn="0" w:lastRow="0" w:noHBand="0" w:noVBand="1" w:val="04A0"/>
+        <w:tblBorders>
+          <w:top w:val="nil"/>
+          <w:left w:val="nil"/>
+          <w:bottom w:val="nil"/>
+          <w:right w:val="nil"/>
+          <w:insideH w:val="nil"/>
+          <w:insideV w:val="nil"/>
+        </w:tblBorders>
+        <w:tblW w:w="6929" w:type="dxa"/>
+      </w:tblPr>
+      <w:tblGrid>
+        <w:gridCol w:w="4706"/>
+        <w:gridCol w:w="4706"/>
+      </w:tblGrid>
+      <w:tr>
+        <w:tc>
+          <w:tcPr>
+            <w:tcW w:w="472" w:type="dxa"/>
+            <w:shd w:val="clear" w:color="auto" w:fill="E94560"/>
+            <w:tcMar>
+              <w:top w:w="70" w:type="dxa"/>
+              <w:bottom w:w="70" w:type="dxa"/>
+              <w:left w:w="40" w:type="dxa"/>
+              <w:right w:w="40" w:type="dxa"/>
+            </w:tcMar>
+            <w:vAlign w:val="center"/>
+          </w:tcPr>
+          <w:p>
+            <w:pPr>
+              <w:spacing w:before="0" w:after="0"/>
+              <w:jc w:val="center"/>
+            </w:pPr>
+            <w:r>
+              <w:rPr>
+                <w:rFonts w:ascii="PT Sans Narrow" w:hAnsi="PT Sans Narrow" w:cs="PT Sans Narrow" w:eastAsia="PT Sans Narrow"/>
+                <w:b/>
+                <w:i w:val="0"/>
+                <w:color w:val="FFFFFF"/>
+                <w:sz w:val="30"/>
+              </w:rPr>
+              <w:t>1</w:t>
+            </w:r>
+          </w:p>
+        </w:tc>
+        <w:tc>
+          <w:tcPr>
+            <w:tcW w:type="dxa" w:w="4706"/>
+            <w:shd w:val="clear" w:color="auto" w:fill="F0F4F8"/>
+            <w:tcMar>
+              <w:top w:w="70" w:type="dxa"/>
+              <w:bottom w:w="70" w:type="dxa"/>
+              <w:left w:w="110" w:type="dxa"/>
+              <w:right w:w="90" w:type="dxa"/>
+            </w:tcMar>
+          </w:tcPr>
+          <w:p>
+            <w:pPr>
+              <w:spacing w:before="0" w:after="60"/>
+            </w:pPr>
+            <w:r>
+              <w:rPr>
+                <w:rFonts w:ascii="PT Sans Narrow" w:hAnsi="PT Sans Narrow" w:cs="PT Sans Narrow" w:eastAsia="PT Sans Narrow"/>
+                <w:b/>
+                <w:i w:val="0"/>
+                <w:color w:val="16213E"/>
+                <w:sz w:val="26"/>
+              </w:rPr>
+              <w:t>Vai in "Tavoli" dal menu laterale</w:t>
+              <w:br/>
+            </w:r>
+            <w:r>
+              <w:rPr>
+                <w:rFonts w:ascii="PT Sans Narrow" w:hAnsi="PT Sans Narrow" w:cs="PT Sans Narrow" w:eastAsia="PT Sans Narrow"/>
+                <w:b w:val="0"/>
+                <w:i w:val="0"/>
+                <w:color w:val="6C757D"/>
+                <w:sz w:val="24"/>
+              </w:rPr>
+              <w:t>Si apre la pagina di prenotazione tavoli</w:t>
+            </w:r>
+          </w:p>
+        </w:tc>
+      </w:tr>
+    </w:tbl>
+    <w:p>
+      <w:pPr>
+        <w:spacing w:before="0" w:after="80"/>
+      </w:pPr>
+    </w:p>
+    <w:tbl>
+      <w:tblPr>
+        <w:tblLook w:firstColumn="1" w:firstRow="1" w:lastColumn="0" w:lastRow="0" w:noHBand="0" w:noVBand="1" w:val="04A0"/>
+        <w:tblBorders>
+          <w:top w:val="nil"/>
+          <w:left w:val="nil"/>
+          <w:bottom w:val="nil"/>
+          <w:right w:val="nil"/>
+          <w:insideH w:val="nil"/>
+          <w:insideV w:val="nil"/>
+        </w:tblBorders>
+        <w:tblW w:w="6929" w:type="dxa"/>
+      </w:tblPr>
+      <w:tblGrid>
+        <w:gridCol w:w="4706"/>
+        <w:gridCol w:w="4706"/>
+      </w:tblGrid>
+      <w:tr>
+        <w:tc>
+          <w:tcPr>
+            <w:tcW w:w="472" w:type="dxa"/>
+            <w:shd w:val="clear" w:color="auto" w:fill="E94560"/>
+            <w:tcMar>
+              <w:top w:w="70" w:type="dxa"/>
+              <w:bottom w:w="70" w:type="dxa"/>
+              <w:left w:w="40" w:type="dxa"/>
+              <w:right w:w="40" w:type="dxa"/>
+            </w:tcMar>
+            <w:vAlign w:val="center"/>
+          </w:tcPr>
+          <w:p>
+            <w:pPr>
+              <w:spacing w:before="0" w:after="0"/>
+              <w:jc w:val="center"/>
+            </w:pPr>
+            <w:r>
+              <w:rPr>
+                <w:rFonts w:ascii="PT Sans Narrow" w:hAnsi="PT Sans Narrow" w:cs="PT Sans Narrow" w:eastAsia="PT Sans Narrow"/>
+                <w:b/>
+                <w:i w:val="0"/>
+                <w:color w:val="FFFFFF"/>
+                <w:sz w:val="30"/>
+              </w:rPr>
+              <w:t>2</w:t>
+            </w:r>
+          </w:p>
+        </w:tc>
+        <w:tc>
+          <w:tcPr>
+            <w:tcW w:type="dxa" w:w="4706"/>
+            <w:shd w:val="clear" w:color="auto" w:fill="F0F4F8"/>
+            <w:tcMar>
+              <w:top w:w="70" w:type="dxa"/>
+              <w:bottom w:w="70" w:type="dxa"/>
+              <w:left w:w="110" w:type="dxa"/>
+              <w:right w:w="90" w:type="dxa"/>
+            </w:tcMar>
+          </w:tcPr>
+          <w:p>
+            <w:pPr>
+              <w:spacing w:before="0" w:after="60"/>
+            </w:pPr>
+            <w:r>
+              <w:rPr>
+                <w:rFonts w:ascii="PT Sans Narrow" w:hAnsi="PT Sans Narrow" w:cs="PT Sans Narrow" w:eastAsia="PT Sans Narrow"/>
+                <w:b/>
+                <w:i w:val="0"/>
+                <w:color w:val="16213E"/>
+                <w:sz w:val="26"/>
+              </w:rPr>
+              <w:t>Usa le frecce ‹ › per scegliere il giorno</w:t>
+              <w:br/>
+            </w:r>
+            <w:r>
+              <w:rPr>
+                <w:rFonts w:ascii="PT Sans Narrow" w:hAnsi="PT Sans Narrow" w:cs="PT Sans Narrow" w:eastAsia="PT Sans Narrow"/>
+                <w:b w:val="0"/>
+                <w:i w:val="0"/>
+                <w:color w:val="6C757D"/>
+                <w:sz w:val="24"/>
+              </w:rPr>
+              <w:t>O inserisci la data nel campo in alto. Di default vedi oggi</w:t>
+            </w:r>
+          </w:p>
+        </w:tc>
+      </w:tr>
+    </w:tbl>
+    <w:p>
+      <w:pPr>
+        <w:spacing w:before="0" w:after="160"/>
+      </w:pPr>
+    </w:p>
+    <w:p>
+      <w:pPr>
+        <w:spacing w:before="160" w:after="60"/>
+      </w:pPr>
+      <w:r>
+        <w:rPr>
+          <w:rFonts w:ascii="PT Sans Narrow" w:hAnsi="PT Sans Narrow" w:cs="PT Sans Narrow" w:eastAsia="PT Sans Narrow"/>
+          <w:b/>
+          <w:i w:val="0"/>
+          <w:color w:val="16213E"/>
+          <w:sz w:val="32"/>
+        </w:rPr>
+        <w:t>7.2  Scegliere la sessione e il tavolo</w:t>
+      </w:r>
+    </w:p>
+    <w:tbl>
+      <w:tblPr>
+        <w:tblLook w:firstColumn="1" w:firstRow="1" w:lastColumn="0" w:lastRow="0" w:noHBand="0" w:noVBand="1" w:val="04A0"/>
+        <w:tblBorders>
+          <w:top w:val="nil"/>
+          <w:left w:val="nil"/>
+          <w:bottom w:val="nil"/>
+          <w:right w:val="nil"/>
+          <w:insideH w:val="nil"/>
+          <w:insideV w:val="nil"/>
+        </w:tblBorders>
+        <w:tblW w:w="6929" w:type="dxa"/>
+      </w:tblPr>
+      <w:tblGrid>
+        <w:gridCol w:w="4706"/>
+        <w:gridCol w:w="4706"/>
+      </w:tblGrid>
+      <w:tr>
+        <w:tc>
+          <w:tcPr>
+            <w:tcW w:w="472" w:type="dxa"/>
+            <w:shd w:val="clear" w:color="auto" w:fill="E94560"/>
+            <w:tcMar>
+              <w:top w:w="70" w:type="dxa"/>
+              <w:bottom w:w="70" w:type="dxa"/>
+              <w:left w:w="40" w:type="dxa"/>
+              <w:right w:w="40" w:type="dxa"/>
+            </w:tcMar>
+            <w:vAlign w:val="center"/>
+          </w:tcPr>
+          <w:p>
+            <w:pPr>
+              <w:spacing w:before="0" w:after="0"/>
+              <w:jc w:val="center"/>
+            </w:pPr>
+            <w:r>
+              <w:rPr>
+                <w:rFonts w:ascii="PT Sans Narrow" w:hAnsi="PT Sans Narrow" w:cs="PT Sans Narrow" w:eastAsia="PT Sans Narrow"/>
+                <w:b/>
+                <w:i w:val="0"/>
+                <w:color w:val="FFFFFF"/>
+                <w:sz w:val="30"/>
+              </w:rPr>
+              <w:t>1</w:t>
+            </w:r>
+          </w:p>
+        </w:tc>
+        <w:tc>
+          <w:tcPr>
+            <w:tcW w:type="dxa" w:w="4706"/>
+            <w:shd w:val="clear" w:color="auto" w:fill="F0F4F8"/>
+            <w:tcMar>
+              <w:top w:w="70" w:type="dxa"/>
+              <w:bottom w:w="70" w:type="dxa"/>
+              <w:left w:w="110" w:type="dxa"/>
+              <w:right w:w="90" w:type="dxa"/>
+            </w:tcMar>
+          </w:tcPr>
+          <w:p>
+            <w:pPr>
+              <w:spacing w:before="0" w:after="60"/>
+            </w:pPr>
+            <w:r>
+              <w:rPr>
+                <w:rFonts w:ascii="PT Sans Narrow" w:hAnsi="PT Sans Narrow" w:cs="PT Sans Narrow" w:eastAsia="PT Sans Narrow"/>
+                <w:b/>
+                <w:i w:val="0"/>
+                <w:color w:val="16213E"/>
+                <w:sz w:val="26"/>
+              </w:rPr>
+              <w:t>Leggi le fasce orarie</w:t>
+              <w:br/>
+            </w:r>
+            <w:r>
+              <w:rPr>
+                <w:rFonts w:ascii="PT Sans Narrow" w:hAnsi="PT Sans Narrow" w:cs="PT Sans Narrow" w:eastAsia="PT Sans Narrow"/>
+                <w:b w:val="0"/>
+                <w:i w:val="0"/>
+                <w:color w:val="6C757D"/>
+                <w:sz w:val="24"/>
+              </w:rPr>
+              <w:t>Ogni fascia (es. "11:25 – 12:30 · 30 min a seduta") mostra le sessioni disponibili</w:t>
+            </w:r>
+          </w:p>
+        </w:tc>
+      </w:tr>
+    </w:tbl>
+    <w:p>
+      <w:pPr>
+        <w:spacing w:before="0" w:after="80"/>
+      </w:pPr>
+    </w:p>
+    <w:tbl>
+      <w:tblPr>
+        <w:tblLook w:firstColumn="1" w:firstRow="1" w:lastColumn="0" w:lastRow="0" w:noHBand="0" w:noVBand="1" w:val="04A0"/>
+        <w:tblBorders>
+          <w:top w:val="nil"/>
+          <w:left w:val="nil"/>
+          <w:bottom w:val="nil"/>
+          <w:right w:val="nil"/>
+          <w:insideH w:val="nil"/>
+          <w:insideV w:val="nil"/>
+        </w:tblBorders>
+        <w:tblW w:w="6929" w:type="dxa"/>
+      </w:tblPr>
+      <w:tblGrid>
+        <w:gridCol w:w="4706"/>
+        <w:gridCol w:w="4706"/>
+      </w:tblGrid>
+      <w:tr>
+        <w:tc>
+          <w:tcPr>
+            <w:tcW w:w="472" w:type="dxa"/>
+            <w:shd w:val="clear" w:color="auto" w:fill="E94560"/>
+            <w:tcMar>
+              <w:top w:w="70" w:type="dxa"/>
+              <w:bottom w:w="70" w:type="dxa"/>
+              <w:left w:w="40" w:type="dxa"/>
+              <w:right w:w="40" w:type="dxa"/>
+            </w:tcMar>
+            <w:vAlign w:val="center"/>
+          </w:tcPr>
+          <w:p>
+            <w:pPr>
+              <w:spacing w:before="0" w:after="0"/>
+              <w:jc w:val="center"/>
+            </w:pPr>
+            <w:r>
+              <w:rPr>
+                <w:rFonts w:ascii="PT Sans Narrow" w:hAnsi="PT Sans Narrow" w:cs="PT Sans Narrow" w:eastAsia="PT Sans Narrow"/>
+                <w:b/>
+                <w:i w:val="0"/>
+                <w:color w:val="FFFFFF"/>
+                <w:sz w:val="30"/>
+              </w:rPr>
+              <w:t>2</w:t>
+            </w:r>
+          </w:p>
+        </w:tc>
+        <w:tc>
+          <w:tcPr>
+            <w:tcW w:type="dxa" w:w="4706"/>
+            <w:shd w:val="clear" w:color="auto" w:fill="F0F4F8"/>
+            <w:tcMar>
+              <w:top w:w="70" w:type="dxa"/>
+              <w:bottom w:w="70" w:type="dxa"/>
+              <w:left w:w="110" w:type="dxa"/>
+              <w:right w:w="90" w:type="dxa"/>
+            </w:tcMar>
+          </w:tcPr>
+          <w:p>
+            <w:pPr>
+              <w:spacing w:before="0" w:after="60"/>
+            </w:pPr>
+            <w:r>
+              <w:rPr>
+                <w:rFonts w:ascii="PT Sans Narrow" w:hAnsi="PT Sans Narrow" w:cs="PT Sans Narrow" w:eastAsia="PT Sans Narrow"/>
+                <w:b/>
+                <w:i w:val="0"/>
+                <w:color w:val="16213E"/>
+                <w:sz w:val="26"/>
+              </w:rPr>
+              <w:t>Scegli la sessione di inizio</w:t>
+              <w:br/>
+            </w:r>
+            <w:r>
+              <w:rPr>
+                <w:rFonts w:ascii="PT Sans Narrow" w:hAnsi="PT Sans Narrow" w:cs="PT Sans Narrow" w:eastAsia="PT Sans Narrow"/>
+                <w:b w:val="0"/>
+                <w:i w:val="0"/>
+                <w:color w:val="6C757D"/>
+                <w:sz w:val="24"/>
+              </w:rPr>
+              <w:t>Es. 11:25 oppure 11:55 oppure 12:25 — ogni sessione dura 30 minuti</w:t>
+            </w:r>
+          </w:p>
+        </w:tc>
+      </w:tr>
+    </w:tbl>
+    <w:p>
+      <w:pPr>
+        <w:spacing w:before="0" w:after="80"/>
+      </w:pPr>
+    </w:p>
+    <w:tbl>
+      <w:tblPr>
+        <w:tblLook w:firstColumn="1" w:firstRow="1" w:lastColumn="0" w:lastRow="0" w:noHBand="0" w:noVBand="1" w:val="04A0"/>
+        <w:tblBorders>
+          <w:top w:val="nil"/>
+          <w:left w:val="nil"/>
+          <w:bottom w:val="nil"/>
+          <w:right w:val="nil"/>
+          <w:insideH w:val="nil"/>
+          <w:insideV w:val="nil"/>
+        </w:tblBorders>
+        <w:tblW w:w="6929" w:type="dxa"/>
+      </w:tblPr>
+      <w:tblGrid>
+        <w:gridCol w:w="4706"/>
+        <w:gridCol w:w="4706"/>
+      </w:tblGrid>
+      <w:tr>
+        <w:tc>
+          <w:tcPr>
+            <w:tcW w:w="472" w:type="dxa"/>
+            <w:shd w:val="clear" w:color="auto" w:fill="E94560"/>
+            <w:tcMar>
+              <w:top w:w="70" w:type="dxa"/>
+              <w:bottom w:w="70" w:type="dxa"/>
+              <w:left w:w="40" w:type="dxa"/>
+              <w:right w:w="40" w:type="dxa"/>
+            </w:tcMar>
+            <w:vAlign w:val="center"/>
+          </w:tcPr>
+          <w:p>
+            <w:pPr>
+              <w:spacing w:before="0" w:after="0"/>
+              <w:jc w:val="center"/>
+            </w:pPr>
+            <w:r>
+              <w:rPr>
+                <w:rFonts w:ascii="PT Sans Narrow" w:hAnsi="PT Sans Narrow" w:cs="PT Sans Narrow" w:eastAsia="PT Sans Narrow"/>
+                <w:b/>
+                <w:i w:val="0"/>
+                <w:color w:val="FFFFFF"/>
+                <w:sz w:val="30"/>
+              </w:rPr>
+              <w:t>3</w:t>
+            </w:r>
+          </w:p>
+        </w:tc>
+        <w:tc>
+          <w:tcPr>
+            <w:tcW w:type="dxa" w:w="4706"/>
+            <w:shd w:val="clear" w:color="auto" w:fill="F0F4F8"/>
+            <w:tcMar>
+              <w:top w:w="70" w:type="dxa"/>
+              <w:bottom w:w="70" w:type="dxa"/>
+              <w:left w:w="110" w:type="dxa"/>
+              <w:right w:w="90" w:type="dxa"/>
+            </w:tcMar>
+          </w:tcPr>
+          <w:p>
+            <w:pPr>
+              <w:spacing w:before="0" w:after="60"/>
+            </w:pPr>
+            <w:r>
+              <w:rPr>
+                <w:rFonts w:ascii="PT Sans Narrow" w:hAnsi="PT Sans Narrow" w:cs="PT Sans Narrow" w:eastAsia="PT Sans Narrow"/>
+                <w:b/>
+                <w:i w:val="0"/>
+                <w:color w:val="16213E"/>
+                <w:sz w:val="26"/>
+              </w:rPr>
+              <w:t>Guarda i tavoli disponibili</w:t>
+              <w:br/>
+            </w:r>
+            <w:r>
+              <w:rPr>
+                <w:rFonts w:ascii="PT Sans Narrow" w:hAnsi="PT Sans Narrow" w:cs="PT Sans Narrow" w:eastAsia="PT Sans Narrow"/>
+                <w:b w:val="0"/>
+                <w:i w:val="0"/>
+                <w:color w:val="6C757D"/>
+                <w:sz w:val="24"/>
+              </w:rPr>
+              <w:t>Verde = libero (puoi prenotare), rosso = occupato, blu = già tuo</w:t>
+            </w:r>
+          </w:p>
+        </w:tc>
+      </w:tr>
+    </w:tbl>
+    <w:p>
+      <w:pPr>
+        <w:spacing w:before="0" w:after="80"/>
+      </w:pPr>
+    </w:p>
+    <w:tbl>
+      <w:tblPr>
+        <w:tblLook w:firstColumn="1" w:firstRow="1" w:lastColumn="0" w:lastRow="0" w:noHBand="0" w:noVBand="1" w:val="04A0"/>
+        <w:tblBorders>
+          <w:top w:val="nil"/>
+          <w:left w:val="nil"/>
+          <w:bottom w:val="nil"/>
+          <w:right w:val="nil"/>
+          <w:insideH w:val="nil"/>
+          <w:insideV w:val="nil"/>
+        </w:tblBorders>
+        <w:tblW w:w="6929" w:type="dxa"/>
+      </w:tblPr>
+      <w:tblGrid>
+        <w:gridCol w:w="4706"/>
+        <w:gridCol w:w="4706"/>
+      </w:tblGrid>
+      <w:tr>
+        <w:tc>
+          <w:tcPr>
+            <w:tcW w:w="472" w:type="dxa"/>
+            <w:shd w:val="clear" w:color="auto" w:fill="E94560"/>
+            <w:tcMar>
+              <w:top w:w="70" w:type="dxa"/>
+              <w:bottom w:w="70" w:type="dxa"/>
+              <w:left w:w="40" w:type="dxa"/>
+              <w:right w:w="40" w:type="dxa"/>
+            </w:tcMar>
+            <w:vAlign w:val="center"/>
+          </w:tcPr>
+          <w:p>
+            <w:pPr>
+              <w:spacing w:before="0" w:after="0"/>
+              <w:jc w:val="center"/>
+            </w:pPr>
+            <w:r>
+              <w:rPr>
+                <w:rFonts w:ascii="PT Sans Narrow" w:hAnsi="PT Sans Narrow" w:cs="PT Sans Narrow" w:eastAsia="PT Sans Narrow"/>
+                <w:b/>
+                <w:i w:val="0"/>
+                <w:color w:val="FFFFFF"/>
+                <w:sz w:val="30"/>
+              </w:rPr>
+              <w:t>4</w:t>
+            </w:r>
+          </w:p>
+        </w:tc>
+        <w:tc>
+          <w:tcPr>
+            <w:tcW w:type="dxa" w:w="4706"/>
+            <w:shd w:val="clear" w:color="auto" w:fill="F0F4F8"/>
+            <w:tcMar>
+              <w:top w:w="70" w:type="dxa"/>
+              <w:bottom w:w="70" w:type="dxa"/>
+              <w:left w:w="110" w:type="dxa"/>
+              <w:right w:w="90" w:type="dxa"/>
+            </w:tcMar>
+          </w:tcPr>
+          <w:p>
+            <w:pPr>
+              <w:spacing w:before="0" w:after="60"/>
+            </w:pPr>
+            <w:r>
+              <w:rPr>
+                <w:rFonts w:ascii="PT Sans Narrow" w:hAnsi="PT Sans Narrow" w:cs="PT Sans Narrow" w:eastAsia="PT Sans Narrow"/>
+                <w:b/>
+                <w:i w:val="0"/>
+                <w:color w:val="16213E"/>
+                <w:sz w:val="26"/>
+              </w:rPr>
+              <w:t>Tocca un tavolo verde</w:t>
+              <w:br/>
+            </w:r>
+            <w:r>
+              <w:rPr>
+                <w:rFonts w:ascii="PT Sans Narrow" w:hAnsi="PT Sans Narrow" w:cs="PT Sans Narrow" w:eastAsia="PT Sans Narrow"/>
+                <w:b w:val="0"/>
+                <w:i w:val="0"/>
+                <w:color w:val="6C757D"/>
+                <w:sz w:val="24"/>
+              </w:rPr>
+              <w:t>Si apre la scheda di prenotazione con i dettagli della sessione</w:t>
+            </w:r>
+          </w:p>
+        </w:tc>
+      </w:tr>
+    </w:tbl>
+    <w:p>
+      <w:pPr>
+        <w:spacing w:before="0" w:after="80"/>
+      </w:pPr>
+    </w:p>
+    <w:tbl>
+      <w:tblPr>
+        <w:tblLook w:firstColumn="1" w:firstRow="1" w:lastColumn="0" w:lastRow="0" w:noHBand="0" w:noVBand="1" w:val="04A0"/>
+        <w:tblBorders>
+          <w:top w:val="nil"/>
+          <w:left w:val="nil"/>
+          <w:bottom w:val="nil"/>
+          <w:right w:val="nil"/>
+          <w:insideH w:val="nil"/>
+          <w:insideV w:val="nil"/>
+        </w:tblBorders>
+        <w:tblW w:w="6929" w:type="dxa"/>
+      </w:tblPr>
+      <w:tblGrid>
+        <w:gridCol w:w="4706"/>
+        <w:gridCol w:w="4706"/>
+      </w:tblGrid>
+      <w:tr>
+        <w:tc>
+          <w:tcPr>
+            <w:tcW w:w="472" w:type="dxa"/>
+            <w:shd w:val="clear" w:color="auto" w:fill="E94560"/>
+            <w:tcMar>
+              <w:top w:w="70" w:type="dxa"/>
+              <w:bottom w:w="70" w:type="dxa"/>
+              <w:left w:w="40" w:type="dxa"/>
+              <w:right w:w="40" w:type="dxa"/>
+            </w:tcMar>
+            <w:vAlign w:val="center"/>
+          </w:tcPr>
+          <w:p>
+            <w:pPr>
+              <w:spacing w:before="0" w:after="0"/>
+              <w:jc w:val="center"/>
+            </w:pPr>
+            <w:r>
+              <w:rPr>
+                <w:rFonts w:ascii="PT Sans Narrow" w:hAnsi="PT Sans Narrow" w:cs="PT Sans Narrow" w:eastAsia="PT Sans Narrow"/>
+                <w:b/>
+                <w:i w:val="0"/>
+                <w:color w:val="FFFFFF"/>
+                <w:sz w:val="30"/>
+              </w:rPr>
+              <w:t>5</w:t>
+            </w:r>
+          </w:p>
+        </w:tc>
+        <w:tc>
+          <w:tcPr>
+            <w:tcW w:type="dxa" w:w="4706"/>
+            <w:shd w:val="clear" w:color="auto" w:fill="F0F4F8"/>
+            <w:tcMar>
+              <w:top w:w="70" w:type="dxa"/>
+              <w:bottom w:w="70" w:type="dxa"/>
+              <w:left w:w="110" w:type="dxa"/>
+              <w:right w:w="90" w:type="dxa"/>
+            </w:tcMar>
+          </w:tcPr>
+          <w:p>
+            <w:pPr>
+              <w:spacing w:before="0" w:after="60"/>
+            </w:pPr>
+            <w:r>
+              <w:rPr>
+                <w:rFonts w:ascii="PT Sans Narrow" w:hAnsi="PT Sans Narrow" w:cs="PT Sans Narrow" w:eastAsia="PT Sans Narrow"/>
+                <w:b/>
+                <w:i w:val="0"/>
+                <w:color w:val="16213E"/>
+                <w:sz w:val="26"/>
+              </w:rPr>
+              <w:t>Indica il numero di persone</w:t>
+              <w:br/>
+            </w:r>
+            <w:r>
+              <w:rPr>
+                <w:rFonts w:ascii="PT Sans Narrow" w:hAnsi="PT Sans Narrow" w:cs="PT Sans Narrow" w:eastAsia="PT Sans Narrow"/>
+                <w:b w:val="0"/>
+                <w:i w:val="0"/>
+                <w:color w:val="6C757D"/>
+                <w:sz w:val="24"/>
+              </w:rPr>
+              <w:t>Non puoi superare i posti disponibili al tavolo (es. tavolo da 4 → massimo 4)</w:t>
+            </w:r>
+          </w:p>
+        </w:tc>
+      </w:tr>
+    </w:tbl>
+    <w:p>
+      <w:pPr>
+        <w:spacing w:before="0" w:after="80"/>
+      </w:pPr>
+    </w:p>
+    <w:tbl>
+      <w:tblPr>
+        <w:tblLook w:firstColumn="1" w:firstRow="1" w:lastColumn="0" w:lastRow="0" w:noHBand="0" w:noVBand="1" w:val="04A0"/>
+        <w:tblBorders>
+          <w:top w:val="nil"/>
+          <w:left w:val="nil"/>
+          <w:bottom w:val="nil"/>
+          <w:right w:val="nil"/>
+          <w:insideH w:val="nil"/>
+          <w:insideV w:val="nil"/>
+        </w:tblBorders>
+        <w:tblW w:w="6929" w:type="dxa"/>
+      </w:tblPr>
+      <w:tblGrid>
+        <w:gridCol w:w="4706"/>
+        <w:gridCol w:w="4706"/>
+      </w:tblGrid>
+      <w:tr>
+        <w:tc>
+          <w:tcPr>
+            <w:tcW w:w="472" w:type="dxa"/>
+            <w:shd w:val="clear" w:color="auto" w:fill="E94560"/>
+            <w:tcMar>
+              <w:top w:w="70" w:type="dxa"/>
+              <w:bottom w:w="70" w:type="dxa"/>
+              <w:left w:w="40" w:type="dxa"/>
+              <w:right w:w="40" w:type="dxa"/>
+            </w:tcMar>
+            <w:vAlign w:val="center"/>
+          </w:tcPr>
+          <w:p>
+            <w:pPr>
+              <w:spacing w:before="0" w:after="0"/>
+              <w:jc w:val="center"/>
+            </w:pPr>
+            <w:r>
+              <w:rPr>
+                <w:rFonts w:ascii="PT Sans Narrow" w:hAnsi="PT Sans Narrow" w:cs="PT Sans Narrow" w:eastAsia="PT Sans Narrow"/>
+                <w:b/>
+                <w:i w:val="0"/>
+                <w:color w:val="FFFFFF"/>
+                <w:sz w:val="30"/>
+              </w:rPr>
+              <w:t>6</w:t>
+            </w:r>
+          </w:p>
+        </w:tc>
+        <w:tc>
+          <w:tcPr>
+            <w:tcW w:type="dxa" w:w="4706"/>
+            <w:shd w:val="clear" w:color="auto" w:fill="F0F4F8"/>
+            <w:tcMar>
+              <w:top w:w="70" w:type="dxa"/>
+              <w:bottom w:w="70" w:type="dxa"/>
+              <w:left w:w="110" w:type="dxa"/>
+              <w:right w:w="90" w:type="dxa"/>
+            </w:tcMar>
+          </w:tcPr>
+          <w:p>
+            <w:pPr>
+              <w:spacing w:before="0" w:after="60"/>
+            </w:pPr>
+            <w:r>
+              <w:rPr>
+                <w:rFonts w:ascii="PT Sans Narrow" w:hAnsi="PT Sans Narrow" w:cs="PT Sans Narrow" w:eastAsia="PT Sans Narrow"/>
+                <w:b/>
+                <w:i w:val="0"/>
+                <w:color w:val="16213E"/>
+                <w:sz w:val="26"/>
+              </w:rPr>
+              <w:t>Aggiungi eventuali note (facoltativo)</w:t>
+              <w:br/>
+            </w:r>
+            <w:r>
+              <w:rPr>
+                <w:rFonts w:ascii="PT Sans Narrow" w:hAnsi="PT Sans Narrow" w:cs="PT Sans Narrow" w:eastAsia="PT Sans Narrow"/>
+                <w:b w:val="0"/>
+                <w:i w:val="0"/>
+                <w:color w:val="6C757D"/>
+                <w:sz w:val="24"/>
+              </w:rPr>
+              <w:t>Es. "Seggiolone per bambino", "Vicino alla finestra"</w:t>
+            </w:r>
+          </w:p>
+        </w:tc>
+      </w:tr>
+    </w:tbl>
+    <w:p>
+      <w:pPr>
+        <w:spacing w:before="0" w:after="80"/>
+      </w:pPr>
+    </w:p>
+    <w:tbl>
+      <w:tblPr>
+        <w:tblLook w:firstColumn="1" w:firstRow="1" w:lastColumn="0" w:lastRow="0" w:noHBand="0" w:noVBand="1" w:val="04A0"/>
+        <w:tblBorders>
+          <w:top w:val="nil"/>
+          <w:left w:val="nil"/>
+          <w:bottom w:val="nil"/>
+          <w:right w:val="nil"/>
+          <w:insideH w:val="nil"/>
+          <w:insideV w:val="nil"/>
+        </w:tblBorders>
+        <w:tblW w:w="6929" w:type="dxa"/>
+      </w:tblPr>
+      <w:tblGrid>
+        <w:gridCol w:w="4706"/>
+        <w:gridCol w:w="4706"/>
+      </w:tblGrid>
+      <w:tr>
+        <w:tc>
+          <w:tcPr>
+            <w:tcW w:w="472" w:type="dxa"/>
+            <w:shd w:val="clear" w:color="auto" w:fill="E94560"/>
+            <w:tcMar>
+              <w:top w:w="70" w:type="dxa"/>
+              <w:bottom w:w="70" w:type="dxa"/>
+              <w:left w:w="40" w:type="dxa"/>
+              <w:right w:w="40" w:type="dxa"/>
+            </w:tcMar>
+            <w:vAlign w:val="center"/>
+          </w:tcPr>
+          <w:p>
+            <w:pPr>
+              <w:spacing w:before="0" w:after="0"/>
+              <w:jc w:val="center"/>
+            </w:pPr>
+            <w:r>
+              <w:rPr>
+                <w:rFonts w:ascii="PT Sans Narrow" w:hAnsi="PT Sans Narrow" w:cs="PT Sans Narrow" w:eastAsia="PT Sans Narrow"/>
+                <w:b/>
+                <w:i w:val="0"/>
+                <w:color w:val="FFFFFF"/>
+                <w:sz w:val="30"/>
+              </w:rPr>
+              <w:t>7</w:t>
+            </w:r>
+          </w:p>
+        </w:tc>
+        <w:tc>
+          <w:tcPr>
+            <w:tcW w:type="dxa" w:w="4706"/>
+            <w:shd w:val="clear" w:color="auto" w:fill="F0F4F8"/>
+            <w:tcMar>
+              <w:top w:w="70" w:type="dxa"/>
+              <w:bottom w:w="70" w:type="dxa"/>
+              <w:left w:w="110" w:type="dxa"/>
+              <w:right w:w="90" w:type="dxa"/>
+            </w:tcMar>
+          </w:tcPr>
+          <w:p>
+            <w:pPr>
+              <w:spacing w:before="0" w:after="60"/>
+            </w:pPr>
+            <w:r>
+              <w:rPr>
+                <w:rFonts w:ascii="PT Sans Narrow" w:hAnsi="PT Sans Narrow" w:cs="PT Sans Narrow" w:eastAsia="PT Sans Narrow"/>
+                <w:b/>
+                <w:i w:val="0"/>
+                <w:color w:val="16213E"/>
+                <w:sz w:val="26"/>
+              </w:rPr>
+              <w:t>Tocca "Prenota"</w:t>
+              <w:br/>
+            </w:r>
+            <w:r>
+              <w:rPr>
+                <w:rFonts w:ascii="PT Sans Narrow" w:hAnsi="PT Sans Narrow" w:cs="PT Sans Narrow" w:eastAsia="PT Sans Narrow"/>
+                <w:b w:val="0"/>
+                <w:i w:val="0"/>
+                <w:color w:val="6C757D"/>
+                <w:sz w:val="24"/>
+              </w:rPr>
+              <w:t>Conferma immediata: la sessione è riservata per te</w:t>
+            </w:r>
+          </w:p>
+        </w:tc>
+      </w:tr>
+    </w:tbl>
+    <w:p>
+      <w:pPr>
+        <w:spacing w:before="0" w:after="160"/>
+      </w:pPr>
+    </w:p>
+    <w:p>
+      <w:pPr>
+        <w:spacing w:before="160" w:after="60"/>
+      </w:pPr>
+      <w:r>
+        <w:rPr>
+          <w:rFonts w:ascii="PT Sans Narrow" w:hAnsi="PT Sans Narrow" w:cs="PT Sans Narrow" w:eastAsia="PT Sans Narrow"/>
+          <w:b/>
+          <w:i w:val="0"/>
+          <w:color w:val="16213E"/>
+          <w:sz w:val="32"/>
+        </w:rPr>
+        <w:t>7.3  Le mie prenotazioni</w:t>
+      </w:r>
+    </w:p>
+    <w:tbl>
+      <w:tblPr>
+        <w:tblLook w:firstColumn="1" w:firstRow="1" w:lastColumn="0" w:lastRow="0" w:noHBand="0" w:noVBand="1" w:val="04A0"/>
+        <w:tblBorders>
+          <w:top w:val="nil"/>
+          <w:left w:val="nil"/>
+          <w:bottom w:val="nil"/>
+          <w:right w:val="nil"/>
+          <w:insideH w:val="nil"/>
+          <w:insideV w:val="nil"/>
+        </w:tblBorders>
+        <w:tblW w:w="6929" w:type="dxa"/>
+      </w:tblPr>
+      <w:tblGrid>
+        <w:gridCol w:w="4706"/>
+        <w:gridCol w:w="4706"/>
+      </w:tblGrid>
+      <w:tr>
+        <w:tc>
+          <w:tcPr>
+            <w:tcW w:w="472" w:type="dxa"/>
+            <w:shd w:val="clear" w:color="auto" w:fill="E94560"/>
+            <w:tcMar>
+              <w:top w:w="70" w:type="dxa"/>
+              <w:bottom w:w="70" w:type="dxa"/>
+              <w:left w:w="40" w:type="dxa"/>
+              <w:right w:w="40" w:type="dxa"/>
+            </w:tcMar>
+            <w:vAlign w:val="center"/>
+          </w:tcPr>
+          <w:p>
+            <w:pPr>
+              <w:spacing w:before="0" w:after="0"/>
+              <w:jc w:val="center"/>
+            </w:pPr>
+            <w:r>
+              <w:rPr>
+                <w:rFonts w:ascii="PT Sans Narrow" w:hAnsi="PT Sans Narrow" w:cs="PT Sans Narrow" w:eastAsia="PT Sans Narrow"/>
+                <w:b/>
+                <w:i w:val="0"/>
+                <w:color w:val="FFFFFF"/>
+                <w:sz w:val="30"/>
+              </w:rPr>
+              <w:t>1</w:t>
+            </w:r>
+          </w:p>
+        </w:tc>
+        <w:tc>
+          <w:tcPr>
+            <w:tcW w:type="dxa" w:w="4706"/>
+            <w:shd w:val="clear" w:color="auto" w:fill="F0F4F8"/>
+            <w:tcMar>
+              <w:top w:w="70" w:type="dxa"/>
+              <w:bottom w:w="70" w:type="dxa"/>
+              <w:left w:w="110" w:type="dxa"/>
+              <w:right w:w="90" w:type="dxa"/>
+            </w:tcMar>
+          </w:tcPr>
+          <w:p>
+            <w:pPr>
+              <w:spacing w:before="0" w:after="60"/>
+            </w:pPr>
+            <w:r>
+              <w:rPr>
+                <w:rFonts w:ascii="PT Sans Narrow" w:hAnsi="PT Sans Narrow" w:cs="PT Sans Narrow" w:eastAsia="PT Sans Narrow"/>
+                <w:b/>
+                <w:i w:val="0"/>
+                <w:color w:val="16213E"/>
+                <w:sz w:val="26"/>
+              </w:rPr>
+              <w:t>Vai in "Le Mie Prenotazioni"</w:t>
+              <w:br/>
+            </w:r>
+            <w:r>
+              <w:rPr>
+                <w:rFonts w:ascii="PT Sans Narrow" w:hAnsi="PT Sans Narrow" w:cs="PT Sans Narrow" w:eastAsia="PT Sans Narrow"/>
+                <w:b w:val="0"/>
+                <w:i w:val="0"/>
+                <w:color w:val="6C757D"/>
+                <w:sz w:val="24"/>
+              </w:rPr>
+              <w:t>Vedi tutte le prenotazioni fatte, dalla più recente</w:t>
+            </w:r>
+          </w:p>
+        </w:tc>
+      </w:tr>
+    </w:tbl>
+    <w:p>
+      <w:pPr>
+        <w:spacing w:before="0" w:after="80"/>
+      </w:pPr>
+    </w:p>
+    <w:tbl>
+      <w:tblPr>
+        <w:tblLook w:firstColumn="1" w:firstRow="1" w:lastColumn="0" w:lastRow="0" w:noHBand="0" w:noVBand="1" w:val="04A0"/>
+        <w:tblBorders>
+          <w:top w:val="nil"/>
+          <w:left w:val="nil"/>
+          <w:bottom w:val="nil"/>
+          <w:right w:val="nil"/>
+          <w:insideH w:val="nil"/>
+          <w:insideV w:val="nil"/>
+        </w:tblBorders>
+        <w:tblW w:w="6929" w:type="dxa"/>
+      </w:tblPr>
+      <w:tblGrid>
+        <w:gridCol w:w="4706"/>
+        <w:gridCol w:w="4706"/>
+      </w:tblGrid>
+      <w:tr>
+        <w:tc>
+          <w:tcPr>
+            <w:tcW w:w="472" w:type="dxa"/>
+            <w:shd w:val="clear" w:color="auto" w:fill="E94560"/>
+            <w:tcMar>
+              <w:top w:w="70" w:type="dxa"/>
+              <w:bottom w:w="70" w:type="dxa"/>
+              <w:left w:w="40" w:type="dxa"/>
+              <w:right w:w="40" w:type="dxa"/>
+            </w:tcMar>
+            <w:vAlign w:val="center"/>
+          </w:tcPr>
+          <w:p>
+            <w:pPr>
+              <w:spacing w:before="0" w:after="0"/>
+              <w:jc w:val="center"/>
+            </w:pPr>
+            <w:r>
+              <w:rPr>
+                <w:rFonts w:ascii="PT Sans Narrow" w:hAnsi="PT Sans Narrow" w:cs="PT Sans Narrow" w:eastAsia="PT Sans Narrow"/>
+                <w:b/>
+                <w:i w:val="0"/>
+                <w:color w:val="FFFFFF"/>
+                <w:sz w:val="30"/>
+              </w:rPr>
+              <w:t>2</w:t>
+            </w:r>
+          </w:p>
+        </w:tc>
+        <w:tc>
+          <w:tcPr>
+            <w:tcW w:type="dxa" w:w="4706"/>
+            <w:shd w:val="clear" w:color="auto" w:fill="F0F4F8"/>
+            <w:tcMar>
+              <w:top w:w="70" w:type="dxa"/>
+              <w:bottom w:w="70" w:type="dxa"/>
+              <w:left w:w="110" w:type="dxa"/>
+              <w:right w:w="90" w:type="dxa"/>
+            </w:tcMar>
+          </w:tcPr>
+          <w:p>
+            <w:pPr>
+              <w:spacing w:before="0" w:after="60"/>
+            </w:pPr>
+            <w:r>
+              <w:rPr>
+                <w:rFonts w:ascii="PT Sans Narrow" w:hAnsi="PT Sans Narrow" w:cs="PT Sans Narrow" w:eastAsia="PT Sans Narrow"/>
+                <w:b/>
+                <w:i w:val="0"/>
+                <w:color w:val="16213E"/>
+                <w:sz w:val="26"/>
+              </w:rPr>
+              <w:t>All'arrivo al locale</w:t>
+              <w:br/>
+            </w:r>
+            <w:r>
+              <w:rPr>
+                <w:rFonts w:ascii="PT Sans Narrow" w:hAnsi="PT Sans Narrow" w:cs="PT Sans Narrow" w:eastAsia="PT Sans Narrow"/>
+                <w:b w:val="0"/>
+                <w:i w:val="0"/>
+                <w:color w:val="6C757D"/>
+                <w:sz w:val="24"/>
+              </w:rPr>
+              <w:t>Comunica il tuo nome o il numero tavolo al personale: registreranno il tuo check-in</w:t>
+            </w:r>
+          </w:p>
+        </w:tc>
+      </w:tr>
+    </w:tbl>
+    <w:p>
+      <w:pPr>
+        <w:spacing w:before="0" w:after="80"/>
+      </w:pPr>
+    </w:p>
+    <w:tbl>
+      <w:tblPr>
+        <w:tblLook w:firstColumn="1" w:firstRow="1" w:lastColumn="0" w:lastRow="0" w:noHBand="0" w:noVBand="1" w:val="04A0"/>
+        <w:tblBorders>
+          <w:top w:val="nil"/>
+          <w:left w:val="nil"/>
+          <w:bottom w:val="nil"/>
+          <w:right w:val="nil"/>
+          <w:insideH w:val="nil"/>
+          <w:insideV w:val="nil"/>
+        </w:tblBorders>
+        <w:tblW w:w="6929" w:type="dxa"/>
+      </w:tblPr>
+      <w:tblGrid>
+        <w:gridCol w:w="4706"/>
+        <w:gridCol w:w="4706"/>
+      </w:tblGrid>
+      <w:tr>
+        <w:tc>
+          <w:tcPr>
+            <w:tcW w:w="472" w:type="dxa"/>
+            <w:shd w:val="clear" w:color="auto" w:fill="E94560"/>
+            <w:tcMar>
+              <w:top w:w="70" w:type="dxa"/>
+              <w:bottom w:w="70" w:type="dxa"/>
+              <w:left w:w="40" w:type="dxa"/>
+              <w:right w:w="40" w:type="dxa"/>
+            </w:tcMar>
+            <w:vAlign w:val="center"/>
+          </w:tcPr>
+          <w:p>
+            <w:pPr>
+              <w:spacing w:before="0" w:after="0"/>
+              <w:jc w:val="center"/>
+            </w:pPr>
+            <w:r>
+              <w:rPr>
+                <w:rFonts w:ascii="PT Sans Narrow" w:hAnsi="PT Sans Narrow" w:cs="PT Sans Narrow" w:eastAsia="PT Sans Narrow"/>
+                <w:b/>
+                <w:i w:val="0"/>
+                <w:color w:val="FFFFFF"/>
+                <w:sz w:val="30"/>
+              </w:rPr>
+              <w:t>3</w:t>
+            </w:r>
+          </w:p>
+        </w:tc>
+        <w:tc>
+          <w:tcPr>
+            <w:tcW w:type="dxa" w:w="4706"/>
+            <w:shd w:val="clear" w:color="auto" w:fill="F0F4F8"/>
+            <w:tcMar>
+              <w:top w:w="70" w:type="dxa"/>
+              <w:bottom w:w="70" w:type="dxa"/>
+              <w:left w:w="110" w:type="dxa"/>
+              <w:right w:w="90" w:type="dxa"/>
+            </w:tcMar>
+          </w:tcPr>
+          <w:p>
+            <w:pPr>
+              <w:spacing w:before="0" w:after="60"/>
+            </w:pPr>
+            <w:r>
+              <w:rPr>
+                <w:rFonts w:ascii="PT Sans Narrow" w:hAnsi="PT Sans Narrow" w:cs="PT Sans Narrow" w:eastAsia="PT Sans Narrow"/>
+                <w:b/>
+                <w:i w:val="0"/>
+                <w:color w:val="16213E"/>
+                <w:sz w:val="26"/>
+              </w:rPr>
+              <w:t>Per annullare</w:t>
+              <w:br/>
+            </w:r>
+            <w:r>
+              <w:rPr>
+                <w:rFonts w:ascii="PT Sans Narrow" w:hAnsi="PT Sans Narrow" w:cs="PT Sans Narrow" w:eastAsia="PT Sans Narrow"/>
+                <w:b w:val="0"/>
+                <w:i w:val="0"/>
+                <w:color w:val="6C757D"/>
+                <w:sz w:val="24"/>
+              </w:rPr>
+              <w:t>Tocca "Annulla" nella prenotazione — il tavolo torna disponibile per altri clienti</w:t>
+            </w:r>
+          </w:p>
+        </w:tc>
+      </w:tr>
+    </w:tbl>
+    <w:p>
+      <w:pPr>
+        <w:spacing w:before="0" w:after="160"/>
+      </w:pPr>
+    </w:p>
+    <w:tbl>
+      <w:tblPr>
+        <w:tblLook w:firstColumn="1" w:firstRow="1" w:lastColumn="0" w:lastRow="0" w:noHBand="0" w:noVBand="1" w:val="04A0"/>
+        <w:tblBorders>
+          <w:top w:val="nil"/>
+          <w:left w:val="nil"/>
+          <w:bottom w:val="nil"/>
+          <w:right w:val="nil"/>
+          <w:insideH w:val="nil"/>
+          <w:insideV w:val="nil"/>
+        </w:tblBorders>
+        <w:tblW w:w="6929" w:type="dxa"/>
+      </w:tblPr>
+      <w:tblGrid>
+        <w:gridCol w:w="9412"/>
+      </w:tblGrid>
+      <w:tr>
+        <w:tc>
+          <w:tcPr>
+            <w:tcW w:type="dxa" w:w="9412"/>
+            <w:shd w:val="clear" w:color="auto" w:fill="F5F5F5"/>
+            <w:tcBorders>
+              <w:top w:val="single" w:sz="14" w:color="E8E8E8" w:space="0"/>
+              <w:bottom w:val="single" w:sz="14" w:color="E8E8E8" w:space="0"/>
+              <w:left w:val="single" w:sz="14" w:color="E94560" w:space="0"/>
+              <w:right w:val="single" w:sz="14" w:color="E8E8E8" w:space="0"/>
+            </w:tcBorders>
+            <w:tcMar>
+              <w:top w:w="70" w:type="dxa"/>
+              <w:bottom w:w="70" w:type="dxa"/>
+              <w:left w:w="130" w:type="dxa"/>
+              <w:right w:w="90" w:type="dxa"/>
+            </w:tcMar>
+          </w:tcPr>
+          <w:p>
+            <w:pPr>
+              <w:spacing w:before="0" w:after="0"/>
+            </w:pPr>
+            <w:r>
+              <w:rPr>
+                <w:rFonts w:ascii="PT Sans Narrow" w:hAnsi="PT Sans Narrow" w:cs="PT Sans Narrow" w:eastAsia="PT Sans Narrow"/>
+                <w:b w:val="0"/>
+                <w:i w:val="0"/>
+                <w:color w:val="E94560"/>
+                <w:sz w:val="26"/>
+              </w:rPr>
+              <w:t xml:space="preserve">⚠️  </w:t>
+            </w:r>
+            <w:r>
+              <w:rPr>
+                <w:rFonts w:ascii="PT Sans Narrow" w:hAnsi="PT Sans Narrow" w:cs="PT Sans Narrow" w:eastAsia="PT Sans Narrow"/>
+                <w:b w:val="0"/>
+                <w:i w:val="0"/>
+                <w:color w:val="343A40"/>
+                <w:sz w:val="26"/>
+              </w:rPr>
+              <w:t>Non puoi prenotare due tavoli nella stessa sessione oraria. Puoi invece prenotare tavoli in sessioni diverse (es. una prenotazione alle 11:25 e una alle 12:30 sono ammesse).</w:t>
+            </w:r>
+          </w:p>
+        </w:tc>
+      </w:tr>
+    </w:tbl>
+    <w:p>
+      <w:pPr>
+        <w:spacing w:after="0" w:before="0"/>
+      </w:pPr>
+      <w:r>
+        <w:br w:type="page"/>
+      </w:r>
+    </w:p>
+    <w:p>
+      <w:pPr>
+        <w:spacing w:before="200" w:after="80"/>
+        <w:jc w:val="left"/>
+        <w:pBdr>
+          <w:bottom w:val="single" w:sz="8" w:color="8E44AD"/>
+        </w:pBdr>
+      </w:pPr>
+      <w:r>
+        <w:rPr>
+          <w:rFonts w:ascii="PT Sans Narrow" w:hAnsi="PT Sans Narrow" w:cs="PT Sans Narrow" w:eastAsia="PT Sans Narrow"/>
+          <w:b/>
+          <w:i w:val="0"/>
+          <w:color w:val="E94560"/>
+          <w:sz w:val="18"/>
+        </w:rPr>
+        <w:t xml:space="preserve">SEZIONE 8   </w:t>
       </w:r>
       <w:r>
         <w:rPr>
@@ -11075,7 +12743,7 @@
           <w:color w:val="E94560"/>
           <w:sz w:val="18"/>
         </w:rPr>
-        <w:t xml:space="preserve">SEZIONE 8   </w:t>
+        <w:t xml:space="preserve">SEZIONE 9   </w:t>
       </w:r>
       <w:r>
         <w:rPr>
@@ -11201,7 +12869,7 @@
           <w:color w:val="16213E"/>
           <w:sz w:val="32"/>
         </w:rPr>
-        <w:t>8.1  Come funziona</w:t>
+        <w:t>9.1  Come funziona</w:t>
       </w:r>
     </w:p>
     <w:tbl>
@@ -11676,7 +13344,7 @@
           <w:color w:val="16213E"/>
           <w:sz w:val="32"/>
         </w:rPr>
-        <w:t>8.2  Annullare la prenotazione</w:t>
+        <w:t>9.2  Annullare la prenotazione</w:t>
       </w:r>
     </w:p>
     <w:tbl>
@@ -11852,7 +13520,7 @@
                 <w:color w:val="6C757D"/>
                 <w:sz w:val="24"/>
               </w:rPr>
-              <w:t>Il posto torna disponibile per un collega — possibile solo prima del ritiro</w:t>
+              <w:t>Possibile solo se mancano PIÙ di 30 minuti all'orario dello slot scelto. Se mancano meno di 30 minuti, il pulsante non è più visibile. Il rimborso, quando consentito, avviene in automatico.</w:t>
             </w:r>
           </w:p>
         </w:tc>
@@ -11919,6 +13587,73 @@
                 <w:color w:val="343A40"/>
                 <w:sz w:val="26"/>
               </w:rPr>
+              <w:t>Deadline annullamento: puoi cancellare la prenotazione fino a 30 minuti prima dell'orario dello slot. Oltre quella soglia il pulsante "Annulla" scompare e il pasto risulta confermato definitivamente.</w:t>
+            </w:r>
+          </w:p>
+        </w:tc>
+      </w:tr>
+    </w:tbl>
+    <w:p>
+      <w:pPr>
+        <w:spacing w:before="0" w:after="120"/>
+      </w:pPr>
+    </w:p>
+    <w:tbl>
+      <w:tblPr>
+        <w:tblLook w:firstColumn="1" w:firstRow="1" w:lastColumn="0" w:lastRow="0" w:noHBand="0" w:noVBand="1" w:val="04A0"/>
+        <w:tblBorders>
+          <w:top w:val="nil"/>
+          <w:left w:val="nil"/>
+          <w:bottom w:val="nil"/>
+          <w:right w:val="nil"/>
+          <w:insideH w:val="nil"/>
+          <w:insideV w:val="nil"/>
+        </w:tblBorders>
+        <w:tblW w:w="6929" w:type="dxa"/>
+      </w:tblPr>
+      <w:tblGrid>
+        <w:gridCol w:w="9412"/>
+      </w:tblGrid>
+      <w:tr>
+        <w:tc>
+          <w:tcPr>
+            <w:tcW w:type="dxa" w:w="9412"/>
+            <w:shd w:val="clear" w:color="auto" w:fill="F5F5F5"/>
+            <w:tcBorders>
+              <w:top w:val="single" w:sz="14" w:color="E8E8E8" w:space="0"/>
+              <w:bottom w:val="single" w:sz="14" w:color="E8E8E8" w:space="0"/>
+              <w:left w:val="single" w:sz="14" w:color="E94560" w:space="0"/>
+              <w:right w:val="single" w:sz="14" w:color="E8E8E8" w:space="0"/>
+            </w:tcBorders>
+            <w:tcMar>
+              <w:top w:w="70" w:type="dxa"/>
+              <w:bottom w:w="70" w:type="dxa"/>
+              <w:left w:w="130" w:type="dxa"/>
+              <w:right w:w="90" w:type="dxa"/>
+            </w:tcMar>
+          </w:tcPr>
+          <w:p>
+            <w:pPr>
+              <w:spacing w:before="0" w:after="0"/>
+            </w:pPr>
+            <w:r>
+              <w:rPr>
+                <w:rFonts w:ascii="PT Sans Narrow" w:hAnsi="PT Sans Narrow" w:cs="PT Sans Narrow" w:eastAsia="PT Sans Narrow"/>
+                <w:b w:val="0"/>
+                <w:i w:val="0"/>
+                <w:color w:val="E94560"/>
+                <w:sz w:val="26"/>
+              </w:rPr>
+              <w:t xml:space="preserve">⚠️  </w:t>
+            </w:r>
+            <w:r>
+              <w:rPr>
+                <w:rFonts w:ascii="PT Sans Narrow" w:hAnsi="PT Sans Narrow" w:cs="PT Sans Narrow" w:eastAsia="PT Sans Narrow"/>
+                <w:b w:val="0"/>
+                <w:i w:val="0"/>
+                <w:color w:val="343A40"/>
+                <w:sz w:val="26"/>
+              </w:rPr>
               <w:t>Se il messaggio dice "Posti esauriti per oggi" significa che il numero massimo di pasti prenotabili è stato raggiunto: riprova il giorno successivo o contatta l'amministratore aziendale.</w:t>
             </w:r>
           </w:p>
@@ -12006,7 +13741,7 @@
           <w:color w:val="E94560"/>
           <w:sz w:val="18"/>
         </w:rPr>
-        <w:t xml:space="preserve">SEZIONE 9   </w:t>
+        <w:t xml:space="preserve">SEZIONE 10   </w:t>
       </w:r>
       <w:r>
         <w:rPr>
@@ -12422,7 +14157,7 @@
           <w:color w:val="E94560"/>
           <w:sz w:val="18"/>
         </w:rPr>
-        <w:t xml:space="preserve">SEZIONE 10   </w:t>
+        <w:t xml:space="preserve">SEZIONE 11   </w:t>
       </w:r>
       <w:r>
         <w:rPr>
@@ -12801,6 +14536,42 @@
     </w:p>
     <w:p>
       <w:pPr>
+        <w:spacing w:before="0" w:after="80"/>
+      </w:pPr>
+    </w:p>
+    <w:p>
+      <w:pPr>
+        <w:spacing w:before="100" w:after="40"/>
+      </w:pPr>
+      <w:r>
+        <w:rPr>
+          <w:rFonts w:ascii="PT Sans Narrow" w:hAnsi="PT Sans Narrow" w:cs="PT Sans Narrow" w:eastAsia="PT Sans Narrow"/>
+          <w:b/>
+          <w:i w:val="0"/>
+          <w:color w:val="8E44AD"/>
+          <w:sz w:val="28"/>
+        </w:rPr>
+        <w:t>11.  Come pago al banco senza fare un ordine normale?</w:t>
+      </w:r>
+    </w:p>
+    <w:p>
+      <w:pPr>
+        <w:spacing w:before="0" w:after="80"/>
+        <w:jc w:val="left"/>
+      </w:pPr>
+      <w:r>
+        <w:rPr>
+          <w:rFonts w:ascii="PT Sans Narrow" w:hAnsi="PT Sans Narrow" w:cs="PT Sans Narrow" w:eastAsia="PT Sans Narrow"/>
+          <w:b w:val="0"/>
+          <w:i w:val="0"/>
+          <w:color w:val="343A40"/>
+          <w:sz w:val="26"/>
+        </w:rPr>
+        <w:t>Usa "Paga al Banco" dalla dashboard (Sezione 6): tocca il pulsante, inquadra il QR code sul tablet dello staff, controlla il riepilogo degli articoli e tocca "Paga ora". Il wallet viene scalato in automatico e il banco riceve conferma istantanea. Se la fotocamera non funziona, inserisci manualmente il codice sessione comunicato dallo staff. Ricorda che il QR scade dopo 10 minuti.</w:t>
+      </w:r>
+    </w:p>
+    <w:p>
+      <w:pPr>
         <w:spacing w:after="0" w:before="0"/>
       </w:pPr>
       <w:r>
@@ -12823,7 +14594,7 @@
           <w:color w:val="E94560"/>
           <w:sz w:val="18"/>
         </w:rPr>
-        <w:t xml:space="preserve">SEZIONE 11   </w:t>
+        <w:t xml:space="preserve">SEZIONE 12   </w:t>
       </w:r>
       <w:r>
         <w:rPr>
@@ -13916,7 +15687,7 @@
                 <w:color w:val="16213E"/>
                 <w:sz w:val="22"/>
               </w:rPr>
-              <w:t>Prenotare un tavolo</w:t>
+              <w:t>Pagare al banco tramite QR</w:t>
             </w:r>
           </w:p>
         </w:tc>
@@ -13949,7 +15720,7 @@
                 <w:color w:val="6C757D"/>
                 <w:sz w:val="22"/>
               </w:rPr>
-              <w:t>Tavoli</w:t>
+              <w:t>Dashboard → Paga al Banco</w:t>
             </w:r>
           </w:p>
         </w:tc>
@@ -14017,7 +15788,7 @@
                 <w:color w:val="16213E"/>
                 <w:sz w:val="22"/>
               </w:rPr>
-              <w:t>Vedere/annullare prenotazioni</w:t>
+              <w:t>Prenotare un tavolo</w:t>
             </w:r>
           </w:p>
         </w:tc>
@@ -14050,7 +15821,7 @@
                 <w:color w:val="6C757D"/>
                 <w:sz w:val="22"/>
               </w:rPr>
-              <w:t>Le Mie Prenotazioni</w:t>
+              <w:t>Tavoli</w:t>
             </w:r>
           </w:p>
         </w:tc>
@@ -14083,7 +15854,7 @@
                 <w:color w:val="6C757D"/>
                 <w:sz w:val="22"/>
               </w:rPr>
-              <w:t>6</w:t>
+              <w:t>7</w:t>
             </w:r>
           </w:p>
         </w:tc>
@@ -14118,7 +15889,7 @@
                 <w:color w:val="16213E"/>
                 <w:sz w:val="22"/>
               </w:rPr>
-              <w:t>Votare un sondaggio</w:t>
+              <w:t>Vedere/annullare prenotazioni</w:t>
             </w:r>
           </w:p>
         </w:tc>
@@ -14151,7 +15922,7 @@
                 <w:color w:val="6C757D"/>
                 <w:sz w:val="22"/>
               </w:rPr>
-              <w:t>Vota il Menu</w:t>
+              <w:t>Le Mie Prenotazioni</w:t>
             </w:r>
           </w:p>
         </w:tc>
@@ -14219,7 +15990,7 @@
                 <w:color w:val="16213E"/>
                 <w:sz w:val="22"/>
               </w:rPr>
-              <w:t>Prenotare il pasto aziendale</w:t>
+              <w:t>Votare un sondaggio</w:t>
             </w:r>
           </w:p>
         </w:tc>
@@ -14252,7 +16023,7 @@
                 <w:color w:val="6C757D"/>
                 <w:sz w:val="22"/>
               </w:rPr>
-              <w:t>Pasto Aziendale</w:t>
+              <w:t>Vota il Menu</w:t>
             </w:r>
           </w:p>
         </w:tc>
@@ -14286,6 +16057,107 @@
                 <w:sz w:val="22"/>
               </w:rPr>
               <w:t>8</w:t>
+            </w:r>
+          </w:p>
+        </w:tc>
+      </w:tr>
+      <w:tr>
+        <w:tc>
+          <w:tcPr>
+            <w:tcW w:w="2559" w:type="dxa"/>
+            <w:shd w:val="clear" w:color="auto" w:fill="F8F9FA"/>
+            <w:tcBorders>
+              <w:top w:val="nil"/>
+              <w:bottom w:val="single" w:sz="8" w:color="DEE2E6" w:space="0"/>
+              <w:left w:val="nil"/>
+              <w:right w:val="nil"/>
+            </w:tcBorders>
+            <w:tcMar>
+              <w:top w:w="55" w:type="dxa"/>
+              <w:bottom w:w="55" w:type="dxa"/>
+              <w:left w:w="80" w:type="dxa"/>
+              <w:right w:w="80" w:type="dxa"/>
+            </w:tcMar>
+          </w:tcPr>
+          <w:p>
+            <w:pPr>
+              <w:spacing w:before="0" w:after="0"/>
+            </w:pPr>
+            <w:r>
+              <w:rPr>
+                <w:rFonts w:ascii="PT Sans Narrow" w:hAnsi="PT Sans Narrow" w:cs="PT Sans Narrow" w:eastAsia="PT Sans Narrow"/>
+                <w:b/>
+                <w:i w:val="0"/>
+                <w:color w:val="16213E"/>
+                <w:sz w:val="22"/>
+              </w:rPr>
+              <w:t>Prenotare il pasto aziendale</w:t>
+            </w:r>
+          </w:p>
+        </w:tc>
+        <w:tc>
+          <w:tcPr>
+            <w:tcW w:w="2559" w:type="dxa"/>
+            <w:shd w:val="clear" w:color="auto" w:fill="F8F9FA"/>
+            <w:tcBorders>
+              <w:top w:val="nil"/>
+              <w:bottom w:val="single" w:sz="8" w:color="DEE2E6" w:space="0"/>
+              <w:left w:val="nil"/>
+              <w:right w:val="nil"/>
+            </w:tcBorders>
+            <w:tcMar>
+              <w:top w:w="55" w:type="dxa"/>
+              <w:bottom w:w="55" w:type="dxa"/>
+              <w:left w:w="80" w:type="dxa"/>
+              <w:right w:w="80" w:type="dxa"/>
+            </w:tcMar>
+          </w:tcPr>
+          <w:p>
+            <w:pPr>
+              <w:spacing w:before="0" w:after="0"/>
+            </w:pPr>
+            <w:r>
+              <w:rPr>
+                <w:rFonts w:ascii="PT Sans Narrow" w:hAnsi="PT Sans Narrow" w:cs="PT Sans Narrow" w:eastAsia="PT Sans Narrow"/>
+                <w:b w:val="0"/>
+                <w:i w:val="0"/>
+                <w:color w:val="6C757D"/>
+                <w:sz w:val="22"/>
+              </w:rPr>
+              <w:t>Pasto Aziendale</w:t>
+            </w:r>
+          </w:p>
+        </w:tc>
+        <w:tc>
+          <w:tcPr>
+            <w:tcW w:w="1811" w:type="dxa"/>
+            <w:shd w:val="clear" w:color="auto" w:fill="F8F9FA"/>
+            <w:tcBorders>
+              <w:top w:val="nil"/>
+              <w:bottom w:val="single" w:sz="8" w:color="DEE2E6" w:space="0"/>
+              <w:left w:val="nil"/>
+              <w:right w:val="nil"/>
+            </w:tcBorders>
+            <w:tcMar>
+              <w:top w:w="55" w:type="dxa"/>
+              <w:bottom w:w="55" w:type="dxa"/>
+              <w:left w:w="80" w:type="dxa"/>
+              <w:right w:w="80" w:type="dxa"/>
+            </w:tcMar>
+          </w:tcPr>
+          <w:p>
+            <w:pPr>
+              <w:spacing w:before="0" w:after="0"/>
+            </w:pPr>
+            <w:r>
+              <w:rPr>
+                <w:rFonts w:ascii="PT Sans Narrow" w:hAnsi="PT Sans Narrow" w:cs="PT Sans Narrow" w:eastAsia="PT Sans Narrow"/>
+                <w:b w:val="0"/>
+                <w:i w:val="0"/>
+                <w:color w:val="6C757D"/>
+                <w:sz w:val="22"/>
+              </w:rPr>
+              <w:t>9</w:t>
             </w:r>
           </w:p>
         </w:tc>
